--- a/plantilla.docx
+++ b/plantilla.docx
@@ -17,7 +17,7 @@
           <w:noProof/>
         </w:rPr>
         <w:drawing>
-          <wp:anchor distT="0" distB="0" distL="114300" distR="114300" simplePos="0" relativeHeight="251671552" behindDoc="1" locked="0" layoutInCell="1" allowOverlap="1" wp14:anchorId="5750EE1C" wp14:editId="01554ABA">
+          <wp:anchor distT="0" distB="0" distL="114300" distR="114300" simplePos="0" relativeHeight="251671552" behindDoc="1" locked="0" layoutInCell="1" allowOverlap="1" wp14:anchorId="5750EE1C" wp14:editId="13C40D32">
             <wp:simplePos x="0" y="0"/>
             <wp:positionH relativeFrom="column">
               <wp:posOffset>635</wp:posOffset>
@@ -210,30 +210,7 @@
           <w:b/>
           <w:i/>
         </w:rPr>
-        <w:t>{nombre}</w:t>
-      </w:r>
-      <w:r>
-        <w:rPr>
-          <w:rFonts w:ascii="Arial" w:hAnsi="Arial" w:cs="Arial"/>
-          <w:b/>
-          <w:i/>
-        </w:rPr>
-        <w:tab/>
-      </w:r>
-      <w:r>
-        <w:rPr>
-          <w:rFonts w:ascii="Arial" w:hAnsi="Arial" w:cs="Arial"/>
-          <w:b/>
-          <w:i/>
-        </w:rPr>
-        <w:tab/>
-      </w:r>
-      <w:r>
-        <w:rPr>
-          <w:rFonts w:ascii="Arial" w:hAnsi="Arial" w:cs="Arial"/>
-          <w:i/>
-        </w:rPr>
-        <w:t>.</w:t>
+        <w:t>{patientName}</w:t>
       </w:r>
       <w:r>
         <w:rPr>
@@ -271,9 +248,8 @@
           <w:sz w:val="28"/>
           <w:szCs w:val="28"/>
         </w:rPr>
-        <w:t>{</w:t>
-      </w:r>
-      <w:proofErr w:type="spellStart"/>
+        <w:t>J</w:t>
+      </w:r>
       <w:r>
         <w:rPr>
           <w:rFonts w:ascii="Arial" w:hAnsi="Arial" w:cs="Arial"/>
@@ -282,9 +258,8 @@
           <w:sz w:val="28"/>
           <w:szCs w:val="28"/>
         </w:rPr>
-        <w:t>codigo</w:t>
-      </w:r>
-      <w:proofErr w:type="spellEnd"/>
+        <w:t>Q2</w:t>
+      </w:r>
       <w:r>
         <w:rPr>
           <w:rFonts w:ascii="Arial" w:hAnsi="Arial" w:cs="Arial"/>
@@ -293,7 +268,57 @@
           <w:sz w:val="28"/>
           <w:szCs w:val="28"/>
         </w:rPr>
-        <w:t>}</w:t>
+        <w:t>5</w:t>
+      </w:r>
+      <w:r>
+        <w:rPr>
+          <w:rFonts w:ascii="Arial" w:hAnsi="Arial" w:cs="Arial"/>
+          <w:b/>
+          <w:i/>
+          <w:sz w:val="28"/>
+          <w:szCs w:val="28"/>
+        </w:rPr>
+        <w:t xml:space="preserve"> </w:t>
+      </w:r>
+      <w:r>
+        <w:rPr>
+          <w:rFonts w:ascii="Arial" w:hAnsi="Arial" w:cs="Arial"/>
+          <w:b/>
+          <w:i/>
+          <w:sz w:val="28"/>
+          <w:szCs w:val="28"/>
+        </w:rPr>
+        <w:t>-</w:t>
+      </w:r>
+      <w:r>
+        <w:rPr>
+          <w:rFonts w:ascii="Arial" w:hAnsi="Arial" w:cs="Arial"/>
+          <w:b/>
+          <w:i/>
+          <w:sz w:val="28"/>
+          <w:szCs w:val="28"/>
+        </w:rPr>
+        <w:t xml:space="preserve"> </w:t>
+      </w:r>
+      <w:r>
+        <w:rPr>
+          <w:rFonts w:ascii="Arial" w:hAnsi="Arial" w:cs="Arial"/>
+          <w:b/>
+          <w:i/>
+          <w:sz w:val="28"/>
+          <w:szCs w:val="28"/>
+        </w:rPr>
+        <w:t>50</w:t>
+      </w:r>
+      <w:r>
+        <w:rPr>
+          <w:rFonts w:ascii="Arial" w:hAnsi="Arial" w:cs="Arial"/>
+          <w:b/>
+          <w:i/>
+          <w:sz w:val="28"/>
+          <w:szCs w:val="28"/>
+        </w:rPr>
+        <w:t>3</w:t>
       </w:r>
     </w:p>
     <w:p>
@@ -340,7 +365,7 @@
           <w:b/>
           <w:i/>
         </w:rPr>
-        <w:t>{edad}</w:t>
+        <w:t>{age}</w:t>
       </w:r>
     </w:p>
     <w:p>
@@ -375,36 +400,13 @@
         <w:t>:</w:t>
       </w:r>
       <w:r>
+        <w:rPr>
+          <w:rFonts w:ascii="Arial" w:hAnsi="Arial" w:cs="Arial"/>
+          <w:b/>
+          <w:i/>
+          <w:lang w:val="en-US"/>
+        </w:rPr>
         <w:t xml:space="preserve"> </w:t>
-      </w:r>
-      <w:r>
-        <w:rPr>
-          <w:rFonts w:ascii="Arial" w:hAnsi="Arial" w:cs="Arial"/>
-          <w:b/>
-          <w:i/>
-          <w:lang w:val="en-US"/>
-        </w:rPr>
-        <w:t>{</w:t>
-      </w:r>
-      <w:proofErr w:type="spellStart"/>
-      <w:r>
-        <w:rPr>
-          <w:rFonts w:ascii="Arial" w:hAnsi="Arial" w:cs="Arial"/>
-          <w:b/>
-          <w:i/>
-          <w:lang w:val="en-US"/>
-        </w:rPr>
-        <w:t>ind</w:t>
-      </w:r>
-      <w:proofErr w:type="spellEnd"/>
-      <w:r>
-        <w:rPr>
-          <w:rFonts w:ascii="Arial" w:hAnsi="Arial" w:cs="Arial"/>
-          <w:b/>
-          <w:i/>
-          <w:lang w:val="en-US"/>
-        </w:rPr>
-        <w:t>}</w:t>
       </w:r>
     </w:p>
     <w:p>
@@ -442,17 +444,6 @@
         </w:rPr>
         <w:t>:</w:t>
       </w:r>
-      <w:r>
-        <w:t xml:space="preserve"> </w:t>
-      </w:r>
-      <w:r>
-        <w:rPr>
-          <w:rFonts w:ascii="Arial" w:hAnsi="Arial" w:cs="Arial"/>
-          <w:b/>
-          <w:i/>
-        </w:rPr>
-        <w:t>{muestra}</w:t>
-      </w:r>
     </w:p>
     <w:p>
       <w:pPr>
@@ -462,77 +453,69 @@
         <w:ind w:right="-1"/>
         <w:rPr>
           <w:rFonts w:ascii="Arial" w:hAnsi="Arial" w:cs="Arial"/>
+          <w:i/>
+        </w:rPr>
+      </w:pPr>
+      <w:r>
+        <w:rPr>
+          <w:rFonts w:ascii="Arial" w:hAnsi="Arial" w:cs="Arial"/>
+          <w:b/>
+          <w:i/>
+        </w:rPr>
+        <w:t>FECHA RECEPCIÓN</w:t>
+      </w:r>
+      <w:r>
+        <w:rPr>
+          <w:rFonts w:ascii="Arial" w:hAnsi="Arial" w:cs="Arial"/>
+          <w:b/>
+          <w:i/>
+        </w:rPr>
+        <w:tab/>
+      </w:r>
+      <w:r>
+        <w:rPr>
+          <w:rFonts w:ascii="Arial" w:hAnsi="Arial" w:cs="Arial"/>
+          <w:b/>
+          <w:i/>
+        </w:rPr>
+        <w:t xml:space="preserve">: </w:t>
+      </w:r>
+      <w:r>
+        <w:rPr>
+          <w:rFonts w:ascii="Arial" w:hAnsi="Arial" w:cs="Arial"/>
+          <w:i/>
+        </w:rPr>
+        <w:t>{receptionDate}</w:t>
+      </w:r>
+      <w:r>
+        <w:rPr>
+          <w:rFonts w:ascii="Arial" w:hAnsi="Arial" w:cs="Arial"/>
+          <w:i/>
+        </w:rPr>
+        <w:tab/>
+      </w:r>
+      <w:r>
+        <w:rPr>
+          <w:rFonts w:ascii="Arial" w:hAnsi="Arial" w:cs="Arial"/>
+          <w:i/>
+        </w:rPr>
+        <w:tab/>
+      </w:r>
+      <w:r>
+        <w:rPr>
+          <w:rFonts w:ascii="Arial" w:hAnsi="Arial" w:cs="Arial"/>
+          <w:i/>
+        </w:rPr>
+        <w:tab/>
+      </w:r>
+      <w:r>
+        <w:rPr>
+          <w:rFonts w:ascii="Arial" w:hAnsi="Arial" w:cs="Arial"/>
           <w:b/>
           <w:bCs/>
           <w:i/>
         </w:rPr>
-      </w:pPr>
-      <w:r>
-        <w:rPr>
-          <w:rFonts w:ascii="Arial" w:hAnsi="Arial" w:cs="Arial"/>
-          <w:b/>
-          <w:i/>
-        </w:rPr>
-        <w:t>FECHA RECEPCIÓN</w:t>
-      </w:r>
-      <w:r>
-        <w:rPr>
-          <w:rFonts w:ascii="Arial" w:hAnsi="Arial" w:cs="Arial"/>
-          <w:b/>
-          <w:i/>
-        </w:rPr>
-        <w:tab/>
-      </w:r>
-      <w:r>
-        <w:rPr>
-          <w:rFonts w:ascii="Arial" w:hAnsi="Arial" w:cs="Arial"/>
-          <w:b/>
-          <w:i/>
-        </w:rPr>
-        <w:t>:</w:t>
-      </w:r>
-      <w:r>
-        <w:t xml:space="preserve"> </w:t>
-      </w:r>
-      <w:r>
-        <w:rPr>
-          <w:rFonts w:ascii="Arial" w:hAnsi="Arial" w:cs="Arial"/>
-          <w:b/>
-          <w:i/>
-        </w:rPr>
-        <w:t>{</w:t>
-      </w:r>
-      <w:proofErr w:type="spellStart"/>
-      <w:r>
-        <w:rPr>
-          <w:rFonts w:ascii="Arial" w:hAnsi="Arial" w:cs="Arial"/>
-          <w:b/>
-          <w:i/>
-        </w:rPr>
-        <w:t>fecha_recepcion</w:t>
-      </w:r>
-      <w:proofErr w:type="spellEnd"/>
-      <w:r>
-        <w:rPr>
-          <w:rFonts w:ascii="Arial" w:hAnsi="Arial" w:cs="Arial"/>
-          <w:b/>
-          <w:i/>
-        </w:rPr>
-        <w:t>}</w:t>
-      </w:r>
-      <w:r>
-        <w:rPr>
-          <w:rFonts w:ascii="Arial" w:hAnsi="Arial" w:cs="Arial"/>
-          <w:i/>
-        </w:rPr>
-        <w:tab/>
-      </w:r>
-      <w:r>
-        <w:rPr>
-          <w:rFonts w:ascii="Arial" w:hAnsi="Arial" w:cs="Arial"/>
-          <w:i/>
-        </w:rPr>
-        <w:tab/>
+        <w:t>FECHA DE INFORME</w:t>
       </w:r>
       <w:r>
         <w:rPr>
@@ -541,7 +524,7 @@
           <w:bCs/>
           <w:i/>
         </w:rPr>
-        <w:t>FECHA DE INFORME</w:t>
+        <w:t>:</w:t>
       </w:r>
       <w:r>
         <w:rPr>
@@ -550,58 +533,15 @@
           <w:bCs/>
           <w:i/>
         </w:rPr>
-        <w:t>:</w:t>
-      </w:r>
-      <w:r>
-        <w:rPr>
-          <w:rFonts w:ascii="Arial" w:hAnsi="Arial" w:cs="Arial"/>
-          <w:b/>
-          <w:bCs/>
-          <w:i/>
-        </w:rPr>
         <w:t xml:space="preserve"> </w:t>
       </w:r>
       <w:r>
         <w:rPr>
           <w:rFonts w:ascii="Arial" w:hAnsi="Arial" w:cs="Arial"/>
-          <w:b/>
-          <w:bCs/>
-          <w:i/>
-        </w:rPr>
-        <w:t>{</w:t>
-      </w:r>
-      <w:proofErr w:type="spellStart"/>
-      <w:r>
-        <w:rPr>
-          <w:rFonts w:ascii="Arial" w:hAnsi="Arial" w:cs="Arial"/>
-          <w:b/>
-          <w:bCs/>
-          <w:i/>
-        </w:rPr>
-        <w:t>fecha_informe</w:t>
-      </w:r>
-      <w:proofErr w:type="spellEnd"/>
-      <w:r>
-        <w:rPr>
-          <w:rFonts w:ascii="Arial" w:hAnsi="Arial" w:cs="Arial"/>
-          <w:b/>
-          <w:bCs/>
-          <w:i/>
-        </w:rPr>
-        <w:t>}</w:t>
-      </w:r>
-    </w:p>
-    <w:p>
-      <w:pPr>
-        <w:tabs>
-          <w:tab w:val="left" w:pos="2410"/>
-        </w:tabs>
-        <w:ind w:right="-1"/>
-        <w:rPr>
-          <w:rFonts w:ascii="Arial" w:hAnsi="Arial" w:cs="Arial"/>
-          <w:i/>
-        </w:rPr>
-      </w:pPr>
+          <w:i/>
+        </w:rPr>
+        <w:t>{reportDate}</w:t>
+      </w:r>
     </w:p>
     <w:p>
       <w:pPr>
@@ -625,410 +565,11 @@
           <w:noProof/>
           <w:sz w:val="20"/>
           <w:szCs w:val="20"/>
-          <w:lang w:val="en-US" w:eastAsia="en-US"/>
-        </w:rPr>
-        <mc:AlternateContent>
-          <mc:Choice Requires="wpg">
-            <w:drawing>
-              <wp:anchor distT="0" distB="0" distL="114300" distR="114300" simplePos="0" relativeHeight="251661312" behindDoc="0" locked="0" layoutInCell="1" allowOverlap="1" wp14:anchorId="3B77B603" wp14:editId="1D3F65F2">
-                <wp:simplePos x="0" y="0"/>
-                <wp:positionH relativeFrom="column">
-                  <wp:posOffset>15669</wp:posOffset>
-                </wp:positionH>
-                <wp:positionV relativeFrom="paragraph">
-                  <wp:posOffset>140061</wp:posOffset>
-                </wp:positionV>
-                <wp:extent cx="6546215" cy="1462868"/>
-                <wp:effectExtent l="0" t="0" r="26035" b="23495"/>
-                <wp:wrapNone/>
-                <wp:docPr id="622392861" name="Grupo 4"/>
-                <wp:cNvGraphicFramePr/>
-                <a:graphic xmlns:a="http://schemas.openxmlformats.org/drawingml/2006/main">
-                  <a:graphicData uri="http://schemas.microsoft.com/office/word/2010/wordprocessingGroup">
-                    <wpg:wgp>
-                      <wpg:cNvGrpSpPr/>
-                      <wpg:grpSpPr>
-                        <a:xfrm>
-                          <a:off x="0" y="0"/>
-                          <a:ext cx="6546215" cy="1462868"/>
-                          <a:chOff x="1657350" y="-143074"/>
-                          <a:chExt cx="6477000" cy="1463623"/>
-                        </a:xfrm>
-                      </wpg:grpSpPr>
-                      <wps:wsp>
-                        <wps:cNvPr id="1094849603" name="Rectángulo: esquinas redondeadas 2"/>
-                        <wps:cNvSpPr/>
-                        <wps:spPr>
-                          <a:xfrm>
-                            <a:off x="1657350" y="-30580"/>
-                            <a:ext cx="6477000" cy="1351129"/>
-                          </a:xfrm>
-                          <a:prstGeom prst="roundRect">
-                            <a:avLst/>
-                          </a:prstGeom>
-                          <a:noFill/>
-                          <a:ln w="3175">
-                            <a:solidFill>
-                              <a:srgbClr val="7030A0"/>
-                            </a:solidFill>
-                          </a:ln>
-                        </wps:spPr>
-                        <wps:style>
-                          <a:lnRef idx="2">
-                            <a:schemeClr val="accent1">
-                              <a:shade val="15000"/>
-                            </a:schemeClr>
-                          </a:lnRef>
-                          <a:fillRef idx="1">
-                            <a:schemeClr val="accent1"/>
-                          </a:fillRef>
-                          <a:effectRef idx="0">
-                            <a:schemeClr val="accent1"/>
-                          </a:effectRef>
-                          <a:fontRef idx="minor">
-                            <a:schemeClr val="lt1"/>
-                          </a:fontRef>
-                        </wps:style>
-                        <wps:txbx>
-                          <w:txbxContent>
-                            <w:p>
-                              <w:pPr>
-                                <w:tabs>
-                                  <w:tab w:val="left" w:pos="4680"/>
-                                </w:tabs>
-                                <w:rPr>
-                                  <w:color w:val="000000" w:themeColor="text1"/>
-                                </w:rPr>
-                              </w:pPr>
-                              <w:r>
-                                <w:rPr>
-                                  <w:color w:val="000000" w:themeColor="text1"/>
-                                </w:rPr>
-                                <w:t>{#examen_macroscopico}</w:t>
-                              </w:r>
-                            </w:p>
-                            <w:p>
-                              <w:pPr>
-                                <w:tabs>
-                                  <w:tab w:val="left" w:pos="4680"/>
-                                </w:tabs>
-                                <w:rPr>
-                                  <w:color w:val="000000" w:themeColor="text1"/>
-                                </w:rPr>
-                              </w:pPr>
-                              <w:r>
-                                <w:rPr>
-                                  <w:color w:val="000000" w:themeColor="text1"/>
-                                </w:rPr>
-                                <w:t>EXAMEN MACROSCÓPICO</w:t>
-                              </w:r>
-                            </w:p>
-                            <w:p>
-                              <w:pPr>
-                                <w:tabs>
-                                  <w:tab w:val="left" w:pos="4680"/>
-                                </w:tabs>
-                                <w:rPr>
-                                  <w:color w:val="000000" w:themeColor="text1"/>
-                                </w:rPr>
-                              </w:pPr>
-                              <w:r>
-                                <w:rPr>
-                                  <w:color w:val="000000" w:themeColor="text1"/>
-                                </w:rPr>
-                                <w:t>{</w:t>
-                              </w:r>
-                              <w:proofErr w:type="spellStart"/>
-                              <w:r>
-                                <w:rPr>
-                                  <w:color w:val="000000" w:themeColor="text1"/>
-                                </w:rPr>
-                                <w:t>examen_macroscopico</w:t>
-                              </w:r>
-                              <w:proofErr w:type="spellEnd"/>
-                              <w:r>
-                                <w:rPr>
-                                  <w:color w:val="000000" w:themeColor="text1"/>
-                                </w:rPr>
-                                <w:t>}</w:t>
-                              </w:r>
-                            </w:p>
-                            <w:p>
-                              <w:pPr>
-                                <w:tabs>
-                                  <w:tab w:val="left" w:pos="4680"/>
-                                </w:tabs>
-                                <w:rPr>
-                                  <w:color w:val="000000" w:themeColor="text1"/>
-                                </w:rPr>
-                              </w:pPr>
-                              <w:r>
-                                <w:rPr>
-                                  <w:color w:val="000000" w:themeColor="text1"/>
-                                </w:rPr>
-                                <w:t>{/</w:t>
-                              </w:r>
-                              <w:proofErr w:type="spellStart"/>
-                              <w:r>
-                                <w:rPr>
-                                  <w:color w:val="000000" w:themeColor="text1"/>
-                                </w:rPr>
-                                <w:t>examen_macroscopico</w:t>
-                              </w:r>
-                              <w:proofErr w:type="spellEnd"/>
-                              <w:r>
-                                <w:rPr>
-                                  <w:color w:val="000000" w:themeColor="text1"/>
-                                </w:rPr>
-                                <w:t>}</w:t>
-                              </w:r>
-                            </w:p>
-                            <w:p>
-                              <w:pPr>
-                                <w:rPr>
-                                  <w:color w:val="000000" w:themeColor="text1"/>
-                                  <w:lang w:val="es-ES"/>
-                                </w:rPr>
-                              </w:pPr>
-                            </w:p>
-                          </w:txbxContent>
-                        </wps:txbx>
-                        <wps:bodyPr rot="0" spcFirstLastPara="0" vertOverflow="overflow" horzOverflow="overflow" vert="horz" wrap="square" lIns="91440" tIns="45720" rIns="91440" bIns="45720" numCol="1" spcCol="0" rtlCol="0" fromWordArt="0" anchor="ctr" anchorCtr="0" forceAA="0" compatLnSpc="1">
-                          <a:prstTxWarp prst="textNoShape">
-                            <a:avLst/>
-                          </a:prstTxWarp>
-                          <a:noAutofit/>
-                        </wps:bodyPr>
-                      </wps:wsp>
-                      <wps:wsp>
-                        <wps:cNvPr id="488950108" name="Cuadro de texto 3"/>
-                        <wps:cNvSpPr txBox="1"/>
-                        <wps:spPr>
-                          <a:xfrm>
-                            <a:off x="1806727" y="-143074"/>
-                            <a:ext cx="2164772" cy="266065"/>
-                          </a:xfrm>
-                          <a:prstGeom prst="rect">
-                            <a:avLst/>
-                          </a:prstGeom>
-                          <a:solidFill>
-                            <a:schemeClr val="bg1"/>
-                          </a:solidFill>
-                          <a:ln w="6350">
-                            <a:noFill/>
-                          </a:ln>
-                        </wps:spPr>
-                        <wps:txbx>
-                          <w:txbxContent>
-                            <w:p>
-                              <w:pPr>
-                                <w:rPr>
-                                  <w:rFonts w:ascii="Arial" w:hAnsi="Arial" w:cs="Arial"/>
-                                  <w:color w:val="7030A0"/>
-                                  <w:lang w:val="es-MX"/>
-                                </w:rPr>
-                              </w:pPr>
-                              <w:r>
-                                <w:rPr>
-                                  <w:rFonts w:ascii="Arial" w:hAnsi="Arial" w:cs="Arial"/>
-                                  <w:color w:val="7030A0"/>
-                                  <w:lang w:val="es-MX"/>
-                                </w:rPr>
-                                <w:t>EXAMEN</w:t>
-                              </w:r>
-                              <w:r>
-                                <w:rPr>
-                                  <w:rFonts w:ascii="Arial" w:hAnsi="Arial" w:cs="Arial"/>
-                                  <w:color w:val="7030A0"/>
-                                  <w:lang w:val="es-MX"/>
-                                </w:rPr>
-                                <w:t xml:space="preserve"> MACROSCÓPICO</w:t>
-                              </w:r>
-                            </w:p>
-                          </w:txbxContent>
-                        </wps:txbx>
-                        <wps:bodyPr rot="0" spcFirstLastPara="0" vertOverflow="overflow" horzOverflow="overflow" vert="horz" wrap="square" lIns="91440" tIns="45720" rIns="91440" bIns="45720" numCol="1" spcCol="0" rtlCol="0" fromWordArt="0" anchor="t" anchorCtr="0" forceAA="0" compatLnSpc="1">
-                          <a:prstTxWarp prst="textNoShape">
-                            <a:avLst/>
-                          </a:prstTxWarp>
-                          <a:noAutofit/>
-                        </wps:bodyPr>
-                      </wps:wsp>
-                    </wpg:wgp>
-                  </a:graphicData>
-                </a:graphic>
-                <wp14:sizeRelH relativeFrom="margin">
-                  <wp14:pctWidth>0</wp14:pctWidth>
-                </wp14:sizeRelH>
-                <wp14:sizeRelV relativeFrom="margin">
-                  <wp14:pctHeight>0</wp14:pctHeight>
-                </wp14:sizeRelV>
-              </wp:anchor>
-            </w:drawing>
-          </mc:Choice>
-          <mc:Fallback>
-            <w:pict>
-              <v:group w14:anchorId="3B77B603" id="Grupo 4" o:spid="_x0000_s1026" style="position:absolute;left:0;text-align:left;margin-left:1.25pt;margin-top:11.05pt;width:515.45pt;height:115.2pt;z-index:251661312;mso-width-relative:margin;mso-height-relative:margin" coordorigin="16573,-1430" coordsize="64770,14636" o:gfxdata="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">
-                <v:roundrect id="Rectángulo: esquinas redondeadas 2" o:spid="_x0000_s1027" style="position:absolute;left:16573;top:-305;width:64770;height:13510;visibility:visible;mso-wrap-style:square;v-text-anchor:middle" arcsize="10923f" o:gfxdata="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" filled="f" strokecolor="#7030a0" strokeweight=".25pt">
-                  <v:stroke joinstyle="miter"/>
-                  <v:textbox>
-                    <w:txbxContent>
-                      <w:p>
-                        <w:pPr>
-                          <w:tabs>
-                            <w:tab w:val="left" w:pos="4680"/>
-                          </w:tabs>
-                          <w:rPr>
-                            <w:color w:val="000000" w:themeColor="text1"/>
-                          </w:rPr>
-                        </w:pPr>
-                        <w:r>
-                          <w:rPr>
-                            <w:color w:val="000000" w:themeColor="text1"/>
-                          </w:rPr>
-                          <w:t>{#examen_macroscopico}</w:t>
-                        </w:r>
-                      </w:p>
-                      <w:p>
-                        <w:pPr>
-                          <w:tabs>
-                            <w:tab w:val="left" w:pos="4680"/>
-                          </w:tabs>
-                          <w:rPr>
-                            <w:color w:val="000000" w:themeColor="text1"/>
-                          </w:rPr>
-                        </w:pPr>
-                        <w:r>
-                          <w:rPr>
-                            <w:color w:val="000000" w:themeColor="text1"/>
-                          </w:rPr>
-                          <w:t>EXAMEN MACROSCÓPICO</w:t>
-                        </w:r>
-                      </w:p>
-                      <w:p>
-                        <w:pPr>
-                          <w:tabs>
-                            <w:tab w:val="left" w:pos="4680"/>
-                          </w:tabs>
-                          <w:rPr>
-                            <w:color w:val="000000" w:themeColor="text1"/>
-                          </w:rPr>
-                        </w:pPr>
-                        <w:r>
-                          <w:rPr>
-                            <w:color w:val="000000" w:themeColor="text1"/>
-                          </w:rPr>
-                          <w:t>{</w:t>
-                        </w:r>
-                        <w:proofErr w:type="spellStart"/>
-                        <w:r>
-                          <w:rPr>
-                            <w:color w:val="000000" w:themeColor="text1"/>
-                          </w:rPr>
-                          <w:t>examen_macroscopico</w:t>
-                        </w:r>
-                        <w:proofErr w:type="spellEnd"/>
-                        <w:r>
-                          <w:rPr>
-                            <w:color w:val="000000" w:themeColor="text1"/>
-                          </w:rPr>
-                          <w:t>}</w:t>
-                        </w:r>
-                      </w:p>
-                      <w:p>
-                        <w:pPr>
-                          <w:tabs>
-                            <w:tab w:val="left" w:pos="4680"/>
-                          </w:tabs>
-                          <w:rPr>
-                            <w:color w:val="000000" w:themeColor="text1"/>
-                          </w:rPr>
-                        </w:pPr>
-                        <w:r>
-                          <w:rPr>
-                            <w:color w:val="000000" w:themeColor="text1"/>
-                          </w:rPr>
-                          <w:t>{/</w:t>
-                        </w:r>
-                        <w:proofErr w:type="spellStart"/>
-                        <w:r>
-                          <w:rPr>
-                            <w:color w:val="000000" w:themeColor="text1"/>
-                          </w:rPr>
-                          <w:t>examen_macroscopico</w:t>
-                        </w:r>
-                        <w:proofErr w:type="spellEnd"/>
-                        <w:r>
-                          <w:rPr>
-                            <w:color w:val="000000" w:themeColor="text1"/>
-                          </w:rPr>
-                          <w:t>}</w:t>
-                        </w:r>
-                      </w:p>
-                      <w:p>
-                        <w:pPr>
-                          <w:rPr>
-                            <w:color w:val="000000" w:themeColor="text1"/>
-                            <w:lang w:val="es-ES"/>
-                          </w:rPr>
-                        </w:pPr>
-                      </w:p>
-                    </w:txbxContent>
-                  </v:textbox>
-                </v:roundrect>
-                <v:shapetype id="_x0000_t202" coordsize="21600,21600" o:spt="202" path="m,l,21600r21600,l21600,xe">
-                  <v:stroke joinstyle="miter"/>
-                  <v:path gradientshapeok="t" o:connecttype="rect"/>
-                </v:shapetype>
-                <v:shape id="Cuadro de texto 3" o:spid="_x0000_s1028" type="#_x0000_t202" style="position:absolute;left:18067;top:-1430;width:21647;height:2659;visibility:visible;mso-wrap-style:square;v-text-anchor:top" o:gfxdata="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" fillcolor="white [3212]" stroked="f" strokeweight=".5pt">
-                  <v:textbox>
-                    <w:txbxContent>
-                      <w:p>
-                        <w:pPr>
-                          <w:rPr>
-                            <w:rFonts w:ascii="Arial" w:hAnsi="Arial" w:cs="Arial"/>
-                            <w:color w:val="7030A0"/>
-                            <w:lang w:val="es-MX"/>
-                          </w:rPr>
-                        </w:pPr>
-                        <w:r>
-                          <w:rPr>
-                            <w:rFonts w:ascii="Arial" w:hAnsi="Arial" w:cs="Arial"/>
-                            <w:color w:val="7030A0"/>
-                            <w:lang w:val="es-MX"/>
-                          </w:rPr>
-                          <w:t>EXAMEN</w:t>
-                        </w:r>
-                        <w:r>
-                          <w:rPr>
-                            <w:rFonts w:ascii="Arial" w:hAnsi="Arial" w:cs="Arial"/>
-                            <w:color w:val="7030A0"/>
-                            <w:lang w:val="es-MX"/>
-                          </w:rPr>
-                          <w:t xml:space="preserve"> MACROSCÓPICO</w:t>
-                        </w:r>
-                      </w:p>
-                    </w:txbxContent>
-                  </v:textbox>
-                </v:shape>
-              </v:group>
-            </w:pict>
-          </mc:Fallback>
-        </mc:AlternateContent>
-      </w:r>
-      <w:r>
-        <w:rPr>
-          <w:rFonts w:ascii="Arial" w:hAnsi="Arial" w:cs="Arial"/>
-          <w:b/>
-          <w:i/>
-          <w:noProof/>
-          <w:sz w:val="20"/>
-          <w:szCs w:val="20"/>
         </w:rPr>
         <mc:AlternateContent>
           <mc:Choice Requires="wps">
             <w:drawing>
-              <wp:anchor distT="0" distB="0" distL="114300" distR="114300" simplePos="0" relativeHeight="251670528" behindDoc="0" locked="0" layoutInCell="1" allowOverlap="1" wp14:anchorId="31D6D0E1" wp14:editId="5F882E57">
+              <wp:anchor distT="0" distB="0" distL="114300" distR="114300" simplePos="0" relativeHeight="251670528" behindDoc="0" locked="0" layoutInCell="1" allowOverlap="1" wp14:anchorId="31D6D0E1" wp14:editId="46787DE3">
                 <wp:simplePos x="0" y="0"/>
                 <wp:positionH relativeFrom="column">
                   <wp:posOffset>2539</wp:posOffset>
@@ -1100,17 +641,277 @@
           <w:szCs w:val="22"/>
         </w:rPr>
       </w:pPr>
-    </w:p>
-    <w:p>
-      <w:pPr>
-        <w:ind w:left="-567" w:right="-1"/>
-        <w:rPr>
-          <w:rFonts w:ascii="Arial" w:hAnsi="Arial" w:cs="Arial"/>
-          <w:i/>
-          <w:sz w:val="22"/>
-          <w:szCs w:val="22"/>
-        </w:rPr>
-      </w:pPr>
+      <w:r>
+        <w:rPr>
+          <w:rFonts w:ascii="Arial" w:hAnsi="Arial" w:cs="Arial"/>
+          <w:b/>
+          <w:i/>
+          <w:noProof/>
+          <w:sz w:val="20"/>
+          <w:szCs w:val="20"/>
+          <w:lang w:val="en-US" w:eastAsia="en-US"/>
+        </w:rPr>
+        <mc:AlternateContent>
+          <mc:Choice Requires="wpg">
+            <w:drawing>
+              <wp:anchor distT="0" distB="0" distL="114300" distR="114300" simplePos="0" relativeHeight="251661312" behindDoc="0" locked="0" layoutInCell="1" allowOverlap="1" wp14:anchorId="3B77B603" wp14:editId="2482407A">
+                <wp:simplePos x="0" y="0"/>
+                <wp:positionH relativeFrom="column">
+                  <wp:posOffset>13335</wp:posOffset>
+                </wp:positionH>
+                <wp:positionV relativeFrom="paragraph">
+                  <wp:posOffset>13970</wp:posOffset>
+                </wp:positionV>
+                <wp:extent cx="6546215" cy="1444625"/>
+                <wp:effectExtent l="0" t="0" r="26035" b="22225"/>
+                <wp:wrapNone/>
+                <wp:docPr id="622392861" name="Grupo 4"/>
+                <wp:cNvGraphicFramePr/>
+                <a:graphic xmlns:a="http://schemas.openxmlformats.org/drawingml/2006/main">
+                  <a:graphicData uri="http://schemas.microsoft.com/office/word/2010/wordprocessingGroup">
+                    <wpg:wgp>
+                      <wpg:cNvGrpSpPr/>
+                      <wpg:grpSpPr>
+                        <a:xfrm>
+                          <a:off x="0" y="0"/>
+                          <a:ext cx="6546215" cy="1444625"/>
+                          <a:chOff x="1657350" y="-124532"/>
+                          <a:chExt cx="6477000" cy="1445081"/>
+                        </a:xfrm>
+                      </wpg:grpSpPr>
+                      <wps:wsp>
+                        <wps:cNvPr id="1094849603" name="Rectángulo: esquinas redondeadas 2"/>
+                        <wps:cNvSpPr/>
+                        <wps:spPr>
+                          <a:xfrm>
+                            <a:off x="1657350" y="-30579"/>
+                            <a:ext cx="6477000" cy="1351128"/>
+                          </a:xfrm>
+                          <a:prstGeom prst="roundRect">
+                            <a:avLst/>
+                          </a:prstGeom>
+                          <a:noFill/>
+                          <a:ln w="3175">
+                            <a:solidFill>
+                              <a:srgbClr val="7030A0"/>
+                            </a:solidFill>
+                          </a:ln>
+                        </wps:spPr>
+                        <wps:style>
+                          <a:lnRef idx="2">
+                            <a:schemeClr val="accent1">
+                              <a:shade val="15000"/>
+                            </a:schemeClr>
+                          </a:lnRef>
+                          <a:fillRef idx="1">
+                            <a:schemeClr val="accent1"/>
+                          </a:fillRef>
+                          <a:effectRef idx="0">
+                            <a:schemeClr val="accent1"/>
+                          </a:effectRef>
+                          <a:fontRef idx="minor">
+                            <a:schemeClr val="lt1"/>
+                          </a:fontRef>
+                        </wps:style>
+                        <wps:txbx>
+                          <w:txbxContent>
+                            <w:p>
+                              <w:pPr>
+                                <w:jc w:val="both"/>
+                                <w:rPr>
+                                  <w:rFonts w:ascii="Arial" w:hAnsi="Arial" w:cs="Arial"/>
+                                  <w:i/>
+                                  <w:iCs/>
+                                  <w:color w:val="000000" w:themeColor="text1"/>
+                                  <w:sz w:val="18"/>
+                                  <w:szCs w:val="18"/>
+                                  <w:lang w:val="es-MX"/>
+                                </w:rPr>
+                              </w:pPr>
+                              <w:r>
+                                <w:rPr>
+                                  <w:rFonts w:ascii="Arial" w:hAnsi="Arial" w:cs="Arial"/>
+                                  <w:i/>
+                                  <w:iCs/>
+                                  <w:color w:val="000000" w:themeColor="text1"/>
+                                  <w:sz w:val="18"/>
+                                  <w:szCs w:val="18"/>
+                                </w:rPr>
+                                <w:t>{macroscopy}</w:t>
+                              </w:r>
+                            </w:p>
+                            <w:p>
+                              <w:pPr>
+                                <w:jc w:val="center"/>
+                              </w:pPr>
+                            </w:p>
+                          </w:txbxContent>
+                        </wps:txbx>
+                        <wps:bodyPr rot="0" spcFirstLastPara="0" vertOverflow="overflow" horzOverflow="overflow" vert="horz" wrap="square" lIns="91440" tIns="45720" rIns="91440" bIns="45720" numCol="1" spcCol="0" rtlCol="0" fromWordArt="0" anchor="ctr" anchorCtr="0" forceAA="0" compatLnSpc="1">
+                          <a:prstTxWarp prst="textNoShape">
+                            <a:avLst/>
+                          </a:prstTxWarp>
+                          <a:noAutofit/>
+                        </wps:bodyPr>
+                      </wps:wsp>
+                      <wps:wsp>
+                        <wps:cNvPr id="488950108" name="Cuadro de texto 3"/>
+                        <wps:cNvSpPr txBox="1"/>
+                        <wps:spPr>
+                          <a:xfrm>
+                            <a:off x="1806727" y="-124532"/>
+                            <a:ext cx="2164772" cy="266065"/>
+                          </a:xfrm>
+                          <a:prstGeom prst="rect">
+                            <a:avLst/>
+                          </a:prstGeom>
+                          <a:solidFill>
+                            <a:schemeClr val="bg1"/>
+                          </a:solidFill>
+                          <a:ln w="6350">
+                            <a:noFill/>
+                          </a:ln>
+                        </wps:spPr>
+                        <wps:txbx>
+                          <w:txbxContent>
+                            <w:p>
+                              <w:pPr>
+                                <w:rPr>
+                                  <w:rFonts w:ascii="Arial" w:hAnsi="Arial" w:cs="Arial"/>
+                                  <w:color w:val="7030A0"/>
+                                  <w:lang w:val="es-MX"/>
+                                </w:rPr>
+                              </w:pPr>
+                              <w:bookmarkStart w:id="0" w:name="OLE_LINK1"/>
+                              <w:bookmarkStart w:id="1" w:name="OLE_LINK2"/>
+                              <w:bookmarkStart w:id="2" w:name="_Hlk218124074"/>
+                              <w:r>
+                                <w:rPr>
+                                  <w:rFonts w:ascii="Arial" w:hAnsi="Arial" w:cs="Arial"/>
+                                  <w:color w:val="7030A0"/>
+                                  <w:lang w:val="es-MX"/>
+                                </w:rPr>
+                                <w:t>EXAMEN</w:t>
+                              </w:r>
+                              <w:r>
+                                <w:rPr>
+                                  <w:rFonts w:ascii="Arial" w:hAnsi="Arial" w:cs="Arial"/>
+                                  <w:color w:val="7030A0"/>
+                                  <w:lang w:val="es-MX"/>
+                                </w:rPr>
+                                <w:t xml:space="preserve"> MACROSCÓPICO</w:t>
+                              </w:r>
+                              <w:bookmarkEnd w:id="0"/>
+                              <w:bookmarkEnd w:id="1"/>
+                              <w:bookmarkEnd w:id="2"/>
+                            </w:p>
+                          </w:txbxContent>
+                        </wps:txbx>
+                        <wps:bodyPr rot="0" spcFirstLastPara="0" vertOverflow="overflow" horzOverflow="overflow" vert="horz" wrap="square" lIns="91440" tIns="45720" rIns="91440" bIns="45720" numCol="1" spcCol="0" rtlCol="0" fromWordArt="0" anchor="t" anchorCtr="0" forceAA="0" compatLnSpc="1">
+                          <a:prstTxWarp prst="textNoShape">
+                            <a:avLst/>
+                          </a:prstTxWarp>
+                          <a:noAutofit/>
+                        </wps:bodyPr>
+                      </wps:wsp>
+                    </wpg:wgp>
+                  </a:graphicData>
+                </a:graphic>
+                <wp14:sizeRelH relativeFrom="margin">
+                  <wp14:pctWidth>0</wp14:pctWidth>
+                </wp14:sizeRelH>
+                <wp14:sizeRelV relativeFrom="margin">
+                  <wp14:pctHeight>0</wp14:pctHeight>
+                </wp14:sizeRelV>
+              </wp:anchor>
+            </w:drawing>
+          </mc:Choice>
+          <mc:Fallback>
+            <w:pict>
+              <v:group w14:anchorId="3B77B603" id="Grupo 4" o:spid="_x0000_s1026" style="position:absolute;left:0;text-align:left;margin-left:1.05pt;margin-top:1.1pt;width:515.45pt;height:113.75pt;z-index:251661312;mso-width-relative:margin;mso-height-relative:margin" coordorigin="16573,-1245" coordsize="64770,14450" o:gfxdata="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">
+                <v:roundrect id="Rectángulo: esquinas redondeadas 2" o:spid="_x0000_s1027" style="position:absolute;left:16573;top:-305;width:64770;height:13510;visibility:visible;mso-wrap-style:square;v-text-anchor:middle" arcsize="10923f" o:gfxdata="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" filled="f" strokecolor="#7030a0" strokeweight=".25pt">
+                  <v:stroke joinstyle="miter"/>
+                  <v:textbox>
+                    <w:txbxContent>
+                      <w:p>
+                        <w:pPr>
+                          <w:jc w:val="both"/>
+                          <w:rPr>
+                            <w:rFonts w:ascii="Arial" w:hAnsi="Arial" w:cs="Arial"/>
+                            <w:i/>
+                            <w:iCs/>
+                            <w:color w:val="000000" w:themeColor="text1"/>
+                            <w:sz w:val="18"/>
+                            <w:szCs w:val="18"/>
+                            <w:lang w:val="es-MX"/>
+                          </w:rPr>
+                        </w:pPr>
+                        <w:r>
+                          <w:rPr>
+                            <w:rFonts w:ascii="Arial" w:hAnsi="Arial" w:cs="Arial"/>
+                            <w:i/>
+                            <w:iCs/>
+                            <w:color w:val="000000" w:themeColor="text1"/>
+                            <w:sz w:val="18"/>
+                            <w:szCs w:val="18"/>
+                          </w:rPr>
+                          <w:t>{macroscopy}</w:t>
+                        </w:r>
+                      </w:p>
+                      <w:p>
+                        <w:pPr>
+                          <w:jc w:val="center"/>
+                        </w:pPr>
+                      </w:p>
+                    </w:txbxContent>
+                  </v:textbox>
+                </v:roundrect>
+                <v:shapetype id="_x0000_t202" coordsize="21600,21600" o:spt="202" path="m,l,21600r21600,l21600,xe">
+                  <v:stroke joinstyle="miter"/>
+                  <v:path gradientshapeok="t" o:connecttype="rect"/>
+                </v:shapetype>
+                <v:shape id="Cuadro de texto 3" o:spid="_x0000_s1028" type="#_x0000_t202" style="position:absolute;left:18067;top:-1245;width:21647;height:2660;visibility:visible;mso-wrap-style:square;v-text-anchor:top" o:gfxdata="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" fillcolor="white [3212]" stroked="f" strokeweight=".5pt">
+                  <v:textbox>
+                    <w:txbxContent>
+                      <w:p>
+                        <w:pPr>
+                          <w:rPr>
+                            <w:rFonts w:ascii="Arial" w:hAnsi="Arial" w:cs="Arial"/>
+                            <w:color w:val="7030A0"/>
+                            <w:lang w:val="es-MX"/>
+                          </w:rPr>
+                        </w:pPr>
+                        <w:bookmarkStart w:id="3" w:name="OLE_LINK1"/>
+                        <w:bookmarkStart w:id="4" w:name="OLE_LINK2"/>
+                        <w:bookmarkStart w:id="5" w:name="_Hlk218124074"/>
+                        <w:r>
+                          <w:rPr>
+                            <w:rFonts w:ascii="Arial" w:hAnsi="Arial" w:cs="Arial"/>
+                            <w:color w:val="7030A0"/>
+                            <w:lang w:val="es-MX"/>
+                          </w:rPr>
+                          <w:t>EXAMEN</w:t>
+                        </w:r>
+                        <w:r>
+                          <w:rPr>
+                            <w:rFonts w:ascii="Arial" w:hAnsi="Arial" w:cs="Arial"/>
+                            <w:color w:val="7030A0"/>
+                            <w:lang w:val="es-MX"/>
+                          </w:rPr>
+                          <w:t xml:space="preserve"> MACROSCÓPICO</w:t>
+                        </w:r>
+                        <w:bookmarkEnd w:id="3"/>
+                        <w:bookmarkEnd w:id="4"/>
+                        <w:bookmarkEnd w:id="5"/>
+                      </w:p>
+                    </w:txbxContent>
+                  </v:textbox>
+                </v:shape>
+              </v:group>
+            </w:pict>
+          </mc:Fallback>
+        </mc:AlternateContent>
+      </w:r>
     </w:p>
     <w:p>
       <w:pPr>
@@ -1242,107 +1043,23 @@
                           <w:txbxContent>
                             <w:p>
                               <w:pPr>
-                                <w:tabs>
-                                  <w:tab w:val="left" w:pos="4680"/>
-                                </w:tabs>
-                                <w:rPr>
-                                  <w:color w:val="000000" w:themeColor="text1"/>
-                                </w:rPr>
-                              </w:pPr>
-                              <w:r>
-                                <w:rPr>
-                                  <w:color w:val="000000" w:themeColor="text1"/>
-                                </w:rPr>
-                                <w:t>{#examen_microscopico}</w:t>
-                              </w:r>
-                            </w:p>
-                            <w:p>
-                              <w:pPr>
-                                <w:tabs>
-                                  <w:tab w:val="left" w:pos="4680"/>
-                                </w:tabs>
-                                <w:rPr>
-                                  <w:color w:val="000000" w:themeColor="text1"/>
-                                </w:rPr>
-                              </w:pPr>
-                              <w:r>
-                                <w:rPr>
-                                  <w:color w:val="000000" w:themeColor="text1"/>
-                                </w:rPr>
-                                <w:t>EXAMEN MICROSCÓPICO</w:t>
-                              </w:r>
-                            </w:p>
-                            <w:p>
-                              <w:pPr>
-                                <w:tabs>
-                                  <w:tab w:val="left" w:pos="4680"/>
-                                </w:tabs>
-                                <w:rPr>
-                                  <w:color w:val="000000" w:themeColor="text1"/>
-                                </w:rPr>
-                              </w:pPr>
-                              <w:r>
-                                <w:rPr>
-                                  <w:color w:val="000000" w:themeColor="text1"/>
-                                </w:rPr>
-                                <w:t>{</w:t>
-                              </w:r>
-                              <w:proofErr w:type="spellStart"/>
-                              <w:r>
-                                <w:rPr>
-                                  <w:color w:val="000000" w:themeColor="text1"/>
-                                </w:rPr>
-                                <w:t>examen_microscopico</w:t>
-                              </w:r>
-                              <w:proofErr w:type="spellEnd"/>
-                              <w:r>
-                                <w:rPr>
-                                  <w:color w:val="000000" w:themeColor="text1"/>
-                                </w:rPr>
-                                <w:t>}</w:t>
-                              </w:r>
-                            </w:p>
-                            <w:p>
-                              <w:pPr>
-                                <w:tabs>
-                                  <w:tab w:val="left" w:pos="4680"/>
-                                </w:tabs>
-                                <w:rPr>
-                                  <w:color w:val="000000" w:themeColor="text1"/>
-                                </w:rPr>
-                              </w:pPr>
-                              <w:r>
-                                <w:rPr>
-                                  <w:color w:val="000000" w:themeColor="text1"/>
-                                </w:rPr>
-                                <w:t>{/</w:t>
-                              </w:r>
-                              <w:proofErr w:type="spellStart"/>
-                              <w:r>
-                                <w:rPr>
-                                  <w:color w:val="000000" w:themeColor="text1"/>
-                                </w:rPr>
-                                <w:t>examen_microscopico</w:t>
-                              </w:r>
-                              <w:proofErr w:type="spellEnd"/>
-                              <w:r>
-                                <w:rPr>
-                                  <w:color w:val="000000" w:themeColor="text1"/>
-                                </w:rPr>
-                                <w:t>}</w:t>
-                              </w:r>
-                            </w:p>
-                            <w:p>
-                              <w:pPr>
                                 <w:jc w:val="both"/>
                                 <w:rPr>
                                   <w:rFonts w:ascii="Arial" w:hAnsi="Arial" w:cs="Arial"/>
                                   <w:color w:val="000000" w:themeColor="text1"/>
                                   <w:sz w:val="20"/>
                                   <w:szCs w:val="20"/>
-                                  <w:lang w:val="es-ES"/>
                                 </w:rPr>
                               </w:pPr>
+                              <w:r>
+                                <w:rPr>
+                                  <w:rFonts w:ascii="Arial" w:hAnsi="Arial" w:cs="Arial"/>
+                                  <w:color w:val="000000" w:themeColor="text1"/>
+                                  <w:sz w:val="20"/>
+                                  <w:szCs w:val="20"/>
+                                </w:rPr>
+                                <w:t>{microscopy}</w:t>
+                              </w:r>
                             </w:p>
                           </w:txbxContent>
                         </wps:txbx>
@@ -1428,107 +1145,23 @@
                     <w:txbxContent>
                       <w:p>
                         <w:pPr>
-                          <w:tabs>
-                            <w:tab w:val="left" w:pos="4680"/>
-                          </w:tabs>
-                          <w:rPr>
-                            <w:color w:val="000000" w:themeColor="text1"/>
-                          </w:rPr>
-                        </w:pPr>
-                        <w:r>
-                          <w:rPr>
-                            <w:color w:val="000000" w:themeColor="text1"/>
-                          </w:rPr>
-                          <w:t>{#examen_microscopico}</w:t>
-                        </w:r>
-                      </w:p>
-                      <w:p>
-                        <w:pPr>
-                          <w:tabs>
-                            <w:tab w:val="left" w:pos="4680"/>
-                          </w:tabs>
-                          <w:rPr>
-                            <w:color w:val="000000" w:themeColor="text1"/>
-                          </w:rPr>
-                        </w:pPr>
-                        <w:r>
-                          <w:rPr>
-                            <w:color w:val="000000" w:themeColor="text1"/>
-                          </w:rPr>
-                          <w:t>EXAMEN MICROSCÓPICO</w:t>
-                        </w:r>
-                      </w:p>
-                      <w:p>
-                        <w:pPr>
-                          <w:tabs>
-                            <w:tab w:val="left" w:pos="4680"/>
-                          </w:tabs>
-                          <w:rPr>
-                            <w:color w:val="000000" w:themeColor="text1"/>
-                          </w:rPr>
-                        </w:pPr>
-                        <w:r>
-                          <w:rPr>
-                            <w:color w:val="000000" w:themeColor="text1"/>
-                          </w:rPr>
-                          <w:t>{</w:t>
-                        </w:r>
-                        <w:proofErr w:type="spellStart"/>
-                        <w:r>
-                          <w:rPr>
-                            <w:color w:val="000000" w:themeColor="text1"/>
-                          </w:rPr>
-                          <w:t>examen_microscopico</w:t>
-                        </w:r>
-                        <w:proofErr w:type="spellEnd"/>
-                        <w:r>
-                          <w:rPr>
-                            <w:color w:val="000000" w:themeColor="text1"/>
-                          </w:rPr>
-                          <w:t>}</w:t>
-                        </w:r>
-                      </w:p>
-                      <w:p>
-                        <w:pPr>
-                          <w:tabs>
-                            <w:tab w:val="left" w:pos="4680"/>
-                          </w:tabs>
-                          <w:rPr>
-                            <w:color w:val="000000" w:themeColor="text1"/>
-                          </w:rPr>
-                        </w:pPr>
-                        <w:r>
-                          <w:rPr>
-                            <w:color w:val="000000" w:themeColor="text1"/>
-                          </w:rPr>
-                          <w:t>{/</w:t>
-                        </w:r>
-                        <w:proofErr w:type="spellStart"/>
-                        <w:r>
-                          <w:rPr>
-                            <w:color w:val="000000" w:themeColor="text1"/>
-                          </w:rPr>
-                          <w:t>examen_microscopico</w:t>
-                        </w:r>
-                        <w:proofErr w:type="spellEnd"/>
-                        <w:r>
-                          <w:rPr>
-                            <w:color w:val="000000" w:themeColor="text1"/>
-                          </w:rPr>
-                          <w:t>}</w:t>
-                        </w:r>
-                      </w:p>
-                      <w:p>
-                        <w:pPr>
                           <w:jc w:val="both"/>
                           <w:rPr>
                             <w:rFonts w:ascii="Arial" w:hAnsi="Arial" w:cs="Arial"/>
                             <w:color w:val="000000" w:themeColor="text1"/>
                             <w:sz w:val="20"/>
                             <w:szCs w:val="20"/>
-                            <w:lang w:val="es-ES"/>
                           </w:rPr>
                         </w:pPr>
+                        <w:r>
+                          <w:rPr>
+                            <w:rFonts w:ascii="Arial" w:hAnsi="Arial" w:cs="Arial"/>
+                            <w:color w:val="000000" w:themeColor="text1"/>
+                            <w:sz w:val="20"/>
+                            <w:szCs w:val="20"/>
+                          </w:rPr>
+                          <w:t>{microscopy}</w:t>
+                        </w:r>
                       </w:p>
                     </w:txbxContent>
                   </v:textbox>
@@ -1657,77 +1290,20 @@
                           <w:txbxContent>
                             <w:p>
                               <w:pPr>
-                                <w:tabs>
-                                  <w:tab w:val="left" w:pos="4680"/>
-                                </w:tabs>
+                                <w:jc w:val="both"/>
                                 <w:rPr>
-                                  <w:color w:val="000000" w:themeColor="text1"/>
+                                  <w:rFonts w:ascii="Arial" w:hAnsi="Arial" w:cs="Arial"/>
+                                  <w:color w:val="595959" w:themeColor="text1" w:themeTint="A6"/>
                                 </w:rPr>
                               </w:pPr>
                               <w:r>
                                 <w:rPr>
-                                  <w:color w:val="000000" w:themeColor="text1"/>
+                                  <w:rFonts w:ascii="Arial" w:hAnsi="Arial" w:cs="Arial"/>
+                                  <w:b/>
+                                  <w:color w:val="595959" w:themeColor="text1" w:themeTint="A6"/>
                                 </w:rPr>
-                                <w:t>{#diagnostico}</w:t>
+                                <w:t>{diagnosis}</w:t>
                               </w:r>
-                            </w:p>
-                            <w:p>
-                              <w:pPr>
-                                <w:tabs>
-                                  <w:tab w:val="left" w:pos="4680"/>
-                                </w:tabs>
-                                <w:rPr>
-                                  <w:color w:val="000000" w:themeColor="text1"/>
-                                </w:rPr>
-                              </w:pPr>
-                              <w:r>
-                                <w:rPr>
-                                  <w:color w:val="000000" w:themeColor="text1"/>
-                                </w:rPr>
-                                <w:t>DIAGNÓSTICO</w:t>
-                              </w:r>
-                            </w:p>
-                            <w:p>
-                              <w:pPr>
-                                <w:tabs>
-                                  <w:tab w:val="left" w:pos="4680"/>
-                                </w:tabs>
-                                <w:rPr>
-                                  <w:color w:val="000000" w:themeColor="text1"/>
-                                </w:rPr>
-                              </w:pPr>
-                              <w:r>
-                                <w:rPr>
-                                  <w:color w:val="000000" w:themeColor="text1"/>
-                                </w:rPr>
-                                <w:t>{diagnostico}</w:t>
-                              </w:r>
-                            </w:p>
-                            <w:p>
-                              <w:pPr>
-                                <w:tabs>
-                                  <w:tab w:val="left" w:pos="4680"/>
-                                </w:tabs>
-                                <w:rPr>
-                                  <w:color w:val="000000" w:themeColor="text1"/>
-                                </w:rPr>
-                              </w:pPr>
-                              <w:r>
-                                <w:rPr>
-                                  <w:color w:val="000000" w:themeColor="text1"/>
-                                </w:rPr>
-                                <w:t>{/diagnostico}</w:t>
-                              </w:r>
-                            </w:p>
-                            <w:p>
-                              <w:pPr>
-                                <w:jc w:val="both"/>
-                                <w:rPr>
-                                  <w:rFonts w:ascii="Arial" w:hAnsi="Arial" w:cs="Arial"/>
-                                  <w:color w:val="595959" w:themeColor="text1" w:themeTint="A6"/>
-                                  <w:lang w:val="es-ES"/>
-                                </w:rPr>
-                              </w:pPr>
                             </w:p>
                           </w:txbxContent>
                         </wps:txbx>
@@ -1805,77 +1381,20 @@
                     <w:txbxContent>
                       <w:p>
                         <w:pPr>
-                          <w:tabs>
-                            <w:tab w:val="left" w:pos="4680"/>
-                          </w:tabs>
+                          <w:jc w:val="both"/>
                           <w:rPr>
-                            <w:color w:val="000000" w:themeColor="text1"/>
+                            <w:rFonts w:ascii="Arial" w:hAnsi="Arial" w:cs="Arial"/>
+                            <w:color w:val="595959" w:themeColor="text1" w:themeTint="A6"/>
                           </w:rPr>
                         </w:pPr>
                         <w:r>
                           <w:rPr>
-                            <w:color w:val="000000" w:themeColor="text1"/>
+                            <w:rFonts w:ascii="Arial" w:hAnsi="Arial" w:cs="Arial"/>
+                            <w:b/>
+                            <w:color w:val="595959" w:themeColor="text1" w:themeTint="A6"/>
                           </w:rPr>
-                          <w:t>{#diagnostico}</w:t>
+                          <w:t>{diagnosis}</w:t>
                         </w:r>
-                      </w:p>
-                      <w:p>
-                        <w:pPr>
-                          <w:tabs>
-                            <w:tab w:val="left" w:pos="4680"/>
-                          </w:tabs>
-                          <w:rPr>
-                            <w:color w:val="000000" w:themeColor="text1"/>
-                          </w:rPr>
-                        </w:pPr>
-                        <w:r>
-                          <w:rPr>
-                            <w:color w:val="000000" w:themeColor="text1"/>
-                          </w:rPr>
-                          <w:t>DIAGNÓSTICO</w:t>
-                        </w:r>
-                      </w:p>
-                      <w:p>
-                        <w:pPr>
-                          <w:tabs>
-                            <w:tab w:val="left" w:pos="4680"/>
-                          </w:tabs>
-                          <w:rPr>
-                            <w:color w:val="000000" w:themeColor="text1"/>
-                          </w:rPr>
-                        </w:pPr>
-                        <w:r>
-                          <w:rPr>
-                            <w:color w:val="000000" w:themeColor="text1"/>
-                          </w:rPr>
-                          <w:t>{diagnostico}</w:t>
-                        </w:r>
-                      </w:p>
-                      <w:p>
-                        <w:pPr>
-                          <w:tabs>
-                            <w:tab w:val="left" w:pos="4680"/>
-                          </w:tabs>
-                          <w:rPr>
-                            <w:color w:val="000000" w:themeColor="text1"/>
-                          </w:rPr>
-                        </w:pPr>
-                        <w:r>
-                          <w:rPr>
-                            <w:color w:val="000000" w:themeColor="text1"/>
-                          </w:rPr>
-                          <w:t>{/diagnostico}</w:t>
-                        </w:r>
-                      </w:p>
-                      <w:p>
-                        <w:pPr>
-                          <w:jc w:val="both"/>
-                          <w:rPr>
-                            <w:rFonts w:ascii="Arial" w:hAnsi="Arial" w:cs="Arial"/>
-                            <w:color w:val="595959" w:themeColor="text1" w:themeTint="A6"/>
-                            <w:lang w:val="es-ES"/>
-                          </w:rPr>
-                        </w:pPr>
                       </w:p>
                     </w:txbxContent>
                   </v:textbox>
@@ -1927,345 +1446,26 @@
       </w:pPr>
     </w:p>
     <w:p>
-      <w:pPr>
-        <w:ind w:firstLine="708"/>
-      </w:pPr>
-      <w:r>
-        <w:rPr>
-          <w:rFonts w:ascii="Adobe Caslon Pro Bold" w:eastAsia="Arial" w:hAnsi="Adobe Caslon Pro Bold"/>
+      <w:r>
+        <w:rPr>
+          <w:rFonts w:ascii="Adobe Caslon Pro Bold" w:hAnsi="Adobe Caslon Pro Bold"/>
           <w:noProof/>
           <w:color w:val="7030A0"/>
-          <w:w w:val="110"/>
-          <w:lang w:val="es-MX" w:eastAsia="en-US"/>
-          <w14:textOutline w14:w="6350" w14:cap="rnd" w14:cmpd="sng" w14:algn="ctr">
-            <w14:solidFill>
-              <w14:srgbClr w14:val="7030A0"/>
-            </w14:solidFill>
-            <w14:prstDash w14:val="solid"/>
-            <w14:bevel/>
-          </w14:textOutline>
-        </w:rPr>
-        <mc:AlternateContent>
-          <mc:Choice Requires="wps">
-            <w:drawing>
-              <wp:anchor distT="45720" distB="45720" distL="114300" distR="114300" simplePos="0" relativeHeight="251673600" behindDoc="0" locked="0" layoutInCell="1" allowOverlap="1" wp14:anchorId="29BEE8B2" wp14:editId="5A49289A">
-                <wp:simplePos x="0" y="0"/>
-                <wp:positionH relativeFrom="column">
-                  <wp:posOffset>0</wp:posOffset>
-                </wp:positionH>
-                <wp:positionV relativeFrom="paragraph">
-                  <wp:posOffset>218440</wp:posOffset>
-                </wp:positionV>
-                <wp:extent cx="2360930" cy="1404620"/>
-                <wp:effectExtent l="0" t="0" r="22860" b="11430"/>
-                <wp:wrapSquare wrapText="bothSides"/>
-                <wp:docPr id="217" name="Cuadro de texto 2"/>
-                <wp:cNvGraphicFramePr>
-                  <a:graphicFrameLocks xmlns:a="http://schemas.openxmlformats.org/drawingml/2006/main"/>
-                </wp:cNvGraphicFramePr>
-                <a:graphic xmlns:a="http://schemas.openxmlformats.org/drawingml/2006/main">
-                  <a:graphicData uri="http://schemas.microsoft.com/office/word/2010/wordprocessingShape">
-                    <wps:wsp>
-                      <wps:cNvSpPr txBox="1">
-                        <a:spLocks noChangeArrowheads="1"/>
-                      </wps:cNvSpPr>
-                      <wps:spPr bwMode="auto">
-                        <a:xfrm>
-                          <a:off x="0" y="0"/>
-                          <a:ext cx="2360930" cy="1404620"/>
-                        </a:xfrm>
-                        <a:prstGeom prst="rect">
-                          <a:avLst/>
-                        </a:prstGeom>
-                        <a:solidFill>
-                          <a:srgbClr val="FFFFFF"/>
-                        </a:solidFill>
-                        <a:ln w="9525">
-                          <a:solidFill>
-                            <a:srgbClr val="000000"/>
-                          </a:solidFill>
-                          <a:miter lim="800000"/>
-                          <a:headEnd/>
-                          <a:tailEnd/>
-                        </a:ln>
-                      </wps:spPr>
-                      <wps:txbx>
-                        <w:txbxContent>
-                          <w:p>
-                            <w:pPr>
-                              <w:tabs>
-                                <w:tab w:val="left" w:pos="4680"/>
-                              </w:tabs>
-                            </w:pPr>
-                            <w:r>
-                              <w:t>{#image1}</w:t>
-                            </w:r>
-                          </w:p>
-                          <w:p>
-                            <w:pPr>
-                              <w:tabs>
-                                <w:tab w:val="left" w:pos="4680"/>
-                              </w:tabs>
-                            </w:pPr>
-                            <w:r>
-                              <w:t>{%image1}</w:t>
-                            </w:r>
-                          </w:p>
-                          <w:p>
-                            <w:pPr>
-                              <w:tabs>
-                                <w:tab w:val="left" w:pos="4680"/>
-                              </w:tabs>
-                            </w:pPr>
-                            <w:r>
-                              <w:t>{/image1}</w:t>
-                            </w:r>
-                          </w:p>
-                          <w:p/>
-                        </w:txbxContent>
-                      </wps:txbx>
-                      <wps:bodyPr rot="0" vert="horz" wrap="square" lIns="91440" tIns="45720" rIns="91440" bIns="45720" anchor="t" anchorCtr="0">
-                        <a:spAutoFit/>
-                      </wps:bodyPr>
-                    </wps:wsp>
-                  </a:graphicData>
-                </a:graphic>
-                <wp14:sizeRelH relativeFrom="margin">
-                  <wp14:pctWidth>40000</wp14:pctWidth>
-                </wp14:sizeRelH>
-                <wp14:sizeRelV relativeFrom="margin">
-                  <wp14:pctHeight>20000</wp14:pctHeight>
-                </wp14:sizeRelV>
-              </wp:anchor>
-            </w:drawing>
-          </mc:Choice>
-          <mc:Fallback>
-            <w:pict>
-              <v:shape w14:anchorId="29BEE8B2" id="Cuadro de texto 2" o:spid="_x0000_s1035" type="#_x0000_t202" style="position:absolute;left:0;text-align:left;margin-left:0;margin-top:17.2pt;width:185.9pt;height:110.6pt;z-index:251673600;visibility:visible;mso-wrap-style:square;mso-width-percent:400;mso-height-percent:200;mso-wrap-distance-left:9pt;mso-wrap-distance-top:3.6pt;mso-wrap-distance-right:9pt;mso-wrap-distance-bottom:3.6pt;mso-position-horizontal:absolute;mso-position-horizontal-relative:text;mso-position-vertical:absolute;mso-position-vertical-relative:text;mso-width-percent:400;mso-height-percent:200;mso-width-relative:margin;mso-height-relative:margin;v-text-anchor:top" o:gfxdata="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">
-                <v:textbox style="mso-fit-shape-to-text:t">
-                  <w:txbxContent>
-                    <w:p>
-                      <w:pPr>
-                        <w:tabs>
-                          <w:tab w:val="left" w:pos="4680"/>
-                        </w:tabs>
-                      </w:pPr>
-                      <w:r>
-                        <w:t>{#image1}</w:t>
-                      </w:r>
-                    </w:p>
-                    <w:p>
-                      <w:pPr>
-                        <w:tabs>
-                          <w:tab w:val="left" w:pos="4680"/>
-                        </w:tabs>
-                      </w:pPr>
-                      <w:r>
-                        <w:t>{%image1}</w:t>
-                      </w:r>
-                    </w:p>
-                    <w:p>
-                      <w:pPr>
-                        <w:tabs>
-                          <w:tab w:val="left" w:pos="4680"/>
-                        </w:tabs>
-                      </w:pPr>
-                      <w:r>
-                        <w:t>{/image1}</w:t>
-                      </w:r>
-                    </w:p>
-                    <w:p/>
-                  </w:txbxContent>
-                </v:textbox>
-                <w10:wrap type="square"/>
-              </v:shape>
-            </w:pict>
-          </mc:Fallback>
-        </mc:AlternateContent>
-      </w:r>
-    </w:p>
-    <w:p>
-      <w:r>
-        <w:rPr>
-          <w:rFonts w:ascii="Adobe Caslon Pro Bold" w:eastAsia="Arial" w:hAnsi="Adobe Caslon Pro Bold"/>
-          <w:noProof/>
-          <w:color w:val="7030A0"/>
-          <w:w w:val="110"/>
-          <w:lang w:val="es-MX" w:eastAsia="en-US"/>
-          <w14:textOutline w14:w="6350" w14:cap="rnd" w14:cmpd="sng" w14:algn="ctr">
-            <w14:solidFill>
-              <w14:srgbClr w14:val="7030A0"/>
-            </w14:solidFill>
-            <w14:prstDash w14:val="solid"/>
-            <w14:bevel/>
-          </w14:textOutline>
-        </w:rPr>
-        <mc:AlternateContent>
-          <mc:Choice Requires="wps">
-            <w:drawing>
-              <wp:anchor distT="45720" distB="45720" distL="114300" distR="114300" simplePos="0" relativeHeight="251675648" behindDoc="0" locked="0" layoutInCell="1" allowOverlap="1" wp14:anchorId="18CEA604" wp14:editId="7F5DD1E0">
-                <wp:simplePos x="0" y="0"/>
-                <wp:positionH relativeFrom="column">
-                  <wp:posOffset>3216395</wp:posOffset>
-                </wp:positionH>
-                <wp:positionV relativeFrom="paragraph">
-                  <wp:posOffset>43180</wp:posOffset>
-                </wp:positionV>
-                <wp:extent cx="2360930" cy="1404620"/>
-                <wp:effectExtent l="0" t="0" r="22860" b="11430"/>
-                <wp:wrapSquare wrapText="bothSides"/>
-                <wp:docPr id="72981861" name="Cuadro de texto 2"/>
-                <wp:cNvGraphicFramePr>
-                  <a:graphicFrameLocks xmlns:a="http://schemas.openxmlformats.org/drawingml/2006/main"/>
-                </wp:cNvGraphicFramePr>
-                <a:graphic xmlns:a="http://schemas.openxmlformats.org/drawingml/2006/main">
-                  <a:graphicData uri="http://schemas.microsoft.com/office/word/2010/wordprocessingShape">
-                    <wps:wsp>
-                      <wps:cNvSpPr txBox="1">
-                        <a:spLocks noChangeArrowheads="1"/>
-                      </wps:cNvSpPr>
-                      <wps:spPr bwMode="auto">
-                        <a:xfrm>
-                          <a:off x="0" y="0"/>
-                          <a:ext cx="2360930" cy="1404620"/>
-                        </a:xfrm>
-                        <a:prstGeom prst="rect">
-                          <a:avLst/>
-                        </a:prstGeom>
-                        <a:solidFill>
-                          <a:srgbClr val="FFFFFF"/>
-                        </a:solidFill>
-                        <a:ln w="9525">
-                          <a:solidFill>
-                            <a:srgbClr val="000000"/>
-                          </a:solidFill>
-                          <a:miter lim="800000"/>
-                          <a:headEnd/>
-                          <a:tailEnd/>
-                        </a:ln>
-                      </wps:spPr>
-                      <wps:txbx>
-                        <w:txbxContent>
-                          <w:p>
-                            <w:pPr>
-                              <w:tabs>
-                                <w:tab w:val="left" w:pos="4680"/>
-                              </w:tabs>
-                            </w:pPr>
-                            <w:r>
-                              <w:t>{#image2}</w:t>
-                            </w:r>
-                          </w:p>
-                          <w:p>
-                            <w:pPr>
-                              <w:tabs>
-                                <w:tab w:val="left" w:pos="4680"/>
-                              </w:tabs>
-                            </w:pPr>
-                            <w:r>
-                              <w:t>{%image2}</w:t>
-                            </w:r>
-                          </w:p>
-                          <w:p>
-                            <w:pPr>
-                              <w:tabs>
-                                <w:tab w:val="left" w:pos="4680"/>
-                              </w:tabs>
-                            </w:pPr>
-                            <w:r>
-                              <w:t>{/image2}</w:t>
-                            </w:r>
-                          </w:p>
-                          <w:p/>
-                        </w:txbxContent>
-                      </wps:txbx>
-                      <wps:bodyPr rot="0" vert="horz" wrap="square" lIns="91440" tIns="45720" rIns="91440" bIns="45720" anchor="t" anchorCtr="0">
-                        <a:spAutoFit/>
-                      </wps:bodyPr>
-                    </wps:wsp>
-                  </a:graphicData>
-                </a:graphic>
-                <wp14:sizeRelH relativeFrom="margin">
-                  <wp14:pctWidth>40000</wp14:pctWidth>
-                </wp14:sizeRelH>
-                <wp14:sizeRelV relativeFrom="margin">
-                  <wp14:pctHeight>20000</wp14:pctHeight>
-                </wp14:sizeRelV>
-              </wp:anchor>
-            </w:drawing>
-          </mc:Choice>
-          <mc:Fallback>
-            <w:pict>
-              <v:shape w14:anchorId="18CEA604" id="_x0000_s1036" type="#_x0000_t202" style="position:absolute;margin-left:253.25pt;margin-top:3.4pt;width:185.9pt;height:110.6pt;z-index:251675648;visibility:visible;mso-wrap-style:square;mso-width-percent:400;mso-height-percent:200;mso-wrap-distance-left:9pt;mso-wrap-distance-top:3.6pt;mso-wrap-distance-right:9pt;mso-wrap-distance-bottom:3.6pt;mso-position-horizontal:absolute;mso-position-horizontal-relative:text;mso-position-vertical:absolute;mso-position-vertical-relative:text;mso-width-percent:400;mso-height-percent:200;mso-width-relative:margin;mso-height-relative:margin;v-text-anchor:top" o:gfxdata="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">
-                <v:textbox style="mso-fit-shape-to-text:t">
-                  <w:txbxContent>
-                    <w:p>
-                      <w:pPr>
-                        <w:tabs>
-                          <w:tab w:val="left" w:pos="4680"/>
-                        </w:tabs>
-                      </w:pPr>
-                      <w:r>
-                        <w:t>{#image2}</w:t>
-                      </w:r>
-                    </w:p>
-                    <w:p>
-                      <w:pPr>
-                        <w:tabs>
-                          <w:tab w:val="left" w:pos="4680"/>
-                        </w:tabs>
-                      </w:pPr>
-                      <w:r>
-                        <w:t>{%image2}</w:t>
-                      </w:r>
-                    </w:p>
-                    <w:p>
-                      <w:pPr>
-                        <w:tabs>
-                          <w:tab w:val="left" w:pos="4680"/>
-                        </w:tabs>
-                      </w:pPr>
-                      <w:r>
-                        <w:t>{/image2}</w:t>
-                      </w:r>
-                    </w:p>
-                    <w:p/>
-                  </w:txbxContent>
-                </v:textbox>
-                <w10:wrap type="square"/>
-              </v:shape>
-            </w:pict>
-          </mc:Fallback>
-        </mc:AlternateContent>
-      </w:r>
-    </w:p>
-    <w:p/>
-    <w:p/>
-    <w:p/>
-    <w:p/>
-    <w:p/>
-    <w:p/>
-    <w:p/>
-    <w:p>
-      <w:r>
-        <w:rPr>
-          <w:noProof/>
-          <w:sz w:val="20"/>
           <w:lang w:val="en-US" w:eastAsia="en-US"/>
         </w:rPr>
         <w:drawing>
-          <wp:anchor distT="0" distB="0" distL="114300" distR="114300" simplePos="0" relativeHeight="251669504" behindDoc="0" locked="0" layoutInCell="1" allowOverlap="1" wp14:anchorId="794389DD" wp14:editId="2BFE1BC9">
+          <wp:anchor distT="0" distB="0" distL="114300" distR="114300" simplePos="0" relativeHeight="251666432" behindDoc="0" locked="0" layoutInCell="1" allowOverlap="1" wp14:anchorId="6608D53F" wp14:editId="0FA37380">
             <wp:simplePos x="0" y="0"/>
             <wp:positionH relativeFrom="column">
-              <wp:posOffset>4970145</wp:posOffset>
+              <wp:posOffset>393065</wp:posOffset>
             </wp:positionH>
             <wp:positionV relativeFrom="paragraph">
-              <wp:posOffset>61715</wp:posOffset>
+              <wp:posOffset>92710</wp:posOffset>
             </wp:positionV>
-            <wp:extent cx="1297460" cy="700521"/>
-            <wp:effectExtent l="0" t="0" r="0" b="4445"/>
+            <wp:extent cx="2340610" cy="1490345"/>
+            <wp:effectExtent l="38100" t="38100" r="40640" b="33655"/>
             <wp:wrapNone/>
-            <wp:docPr id="7" name="image4.jpeg"/>
+            <wp:docPr id="922215120" name="Imagen 5"/>
             <wp:cNvGraphicFramePr>
               <a:graphicFrameLocks xmlns:a="http://schemas.openxmlformats.org/drawingml/2006/main" noChangeAspect="1"/>
             </wp:cNvGraphicFramePr>
@@ -2273,7 +1473,7 @@
               <a:graphicData uri="http://schemas.openxmlformats.org/drawingml/2006/picture">
                 <pic:pic xmlns:pic="http://schemas.openxmlformats.org/drawingml/2006/picture">
                   <pic:nvPicPr>
-                    <pic:cNvPr id="8" name="image4.jpeg"/>
+                    <pic:cNvPr id="922215120" name="Imagen 922215120"/>
                     <pic:cNvPicPr/>
                   </pic:nvPicPr>
                   <pic:blipFill>
@@ -2288,10 +1488,168 @@
                       <a:fillRect/>
                     </a:stretch>
                   </pic:blipFill>
+                  <pic:spPr bwMode="auto">
+                    <a:xfrm>
+                      <a:off x="0" y="0"/>
+                      <a:ext cx="2340610" cy="1490345"/>
+                    </a:xfrm>
+                    <a:prstGeom prst="rect">
+                      <a:avLst/>
+                    </a:prstGeom>
+                    <a:ln w="25400">
+                      <a:solidFill>
+                        <a:srgbClr val="7030A0"/>
+                      </a:solidFill>
+                    </a:ln>
+                    <a:extLst>
+                      <a:ext uri="{53640926-AAD7-44D8-BBD7-CCE9431645EC}">
+                        <a14:shadowObscured xmlns:a14="http://schemas.microsoft.com/office/drawing/2010/main"/>
+                      </a:ext>
+                    </a:extLst>
+                  </pic:spPr>
+                </pic:pic>
+              </a:graphicData>
+            </a:graphic>
+            <wp14:sizeRelH relativeFrom="margin">
+              <wp14:pctWidth>0</wp14:pctWidth>
+            </wp14:sizeRelH>
+            <wp14:sizeRelV relativeFrom="margin">
+              <wp14:pctHeight>0</wp14:pctHeight>
+            </wp14:sizeRelV>
+          </wp:anchor>
+        </w:drawing>
+      </w:r>
+      <w:r>
+        <w:rPr>
+          <w:rFonts w:ascii="Adobe Caslon Pro Bold" w:hAnsi="Adobe Caslon Pro Bold"/>
+          <w:noProof/>
+          <w:color w:val="7030A0"/>
+          <w:lang w:val="en-US" w:eastAsia="en-US"/>
+        </w:rPr>
+        <w:drawing>
+          <wp:anchor distT="0" distB="0" distL="114300" distR="114300" simplePos="0" relativeHeight="251667456" behindDoc="0" locked="0" layoutInCell="1" allowOverlap="1" wp14:anchorId="465B6DD6" wp14:editId="00672282">
+            <wp:simplePos x="0" y="0"/>
+            <wp:positionH relativeFrom="column">
+              <wp:posOffset>3618865</wp:posOffset>
+            </wp:positionH>
+            <wp:positionV relativeFrom="paragraph">
+              <wp:posOffset>90170</wp:posOffset>
+            </wp:positionV>
+            <wp:extent cx="2435291" cy="1472565"/>
+            <wp:effectExtent l="38100" t="38100" r="41275" b="32385"/>
+            <wp:wrapNone/>
+            <wp:docPr id="730602068" name="Imagen 6"/>
+            <wp:cNvGraphicFramePr>
+              <a:graphicFrameLocks xmlns:a="http://schemas.openxmlformats.org/drawingml/2006/main" noChangeAspect="1"/>
+            </wp:cNvGraphicFramePr>
+            <a:graphic xmlns:a="http://schemas.openxmlformats.org/drawingml/2006/main">
+              <a:graphicData uri="http://schemas.openxmlformats.org/drawingml/2006/picture">
+                <pic:pic xmlns:pic="http://schemas.openxmlformats.org/drawingml/2006/picture">
+                  <pic:nvPicPr>
+                    <pic:cNvPr id="730602068" name="Imagen 6"/>
+                    <pic:cNvPicPr/>
+                  </pic:nvPicPr>
+                  <pic:blipFill rotWithShape="1">
+                    <a:blip r:embed="rId10" cstate="print">
+                      <a:extLst>
+                        <a:ext uri="{28A0092B-C50C-407E-A947-70E740481C1C}">
+                          <a14:useLocalDpi xmlns:a14="http://schemas.microsoft.com/office/drawing/2010/main" val="0"/>
+                        </a:ext>
+                      </a:extLst>
+                    </a:blip>
+                    <a:srcRect l="4369" r="14952"/>
+                    <a:stretch/>
+                  </pic:blipFill>
+                  <pic:spPr bwMode="auto">
+                    <a:xfrm>
+                      <a:off x="0" y="0"/>
+                      <a:ext cx="2435291" cy="1472565"/>
+                    </a:xfrm>
+                    <a:prstGeom prst="rect">
+                      <a:avLst/>
+                    </a:prstGeom>
+                    <a:ln w="25400" cap="flat" cmpd="sng" algn="ctr">
+                      <a:solidFill>
+                        <a:srgbClr val="7030A0"/>
+                      </a:solidFill>
+                      <a:prstDash val="solid"/>
+                      <a:round/>
+                      <a:headEnd type="none" w="med" len="med"/>
+                      <a:tailEnd type="none" w="med" len="med"/>
+                    </a:ln>
+                    <a:extLst>
+                      <a:ext uri="{53640926-AAD7-44D8-BBD7-CCE9431645EC}">
+                        <a14:shadowObscured xmlns:a14="http://schemas.microsoft.com/office/drawing/2010/main"/>
+                      </a:ext>
+                    </a:extLst>
+                  </pic:spPr>
+                </pic:pic>
+              </a:graphicData>
+            </a:graphic>
+            <wp14:sizeRelH relativeFrom="margin">
+              <wp14:pctWidth>0</wp14:pctWidth>
+            </wp14:sizeRelH>
+            <wp14:sizeRelV relativeFrom="margin">
+              <wp14:pctHeight>0</wp14:pctHeight>
+            </wp14:sizeRelV>
+          </wp:anchor>
+        </w:drawing>
+      </w:r>
+    </w:p>
+    <w:p/>
+    <w:p/>
+    <w:p/>
+    <w:p/>
+    <w:p/>
+    <w:p/>
+    <w:p/>
+    <w:p/>
+    <w:p>
+      <w:r>
+        <w:rPr>
+          <w:noProof/>
+          <w:sz w:val="20"/>
+          <w:lang w:val="en-US" w:eastAsia="en-US"/>
+        </w:rPr>
+        <w:drawing>
+          <wp:anchor distT="0" distB="0" distL="114300" distR="114300" simplePos="0" relativeHeight="251669504" behindDoc="0" locked="0" layoutInCell="1" allowOverlap="1" wp14:anchorId="794389DD" wp14:editId="536EE5E0">
+            <wp:simplePos x="0" y="0"/>
+            <wp:positionH relativeFrom="column">
+              <wp:posOffset>4784090</wp:posOffset>
+            </wp:positionH>
+            <wp:positionV relativeFrom="paragraph">
+              <wp:posOffset>128905</wp:posOffset>
+            </wp:positionV>
+            <wp:extent cx="1614170" cy="871518"/>
+            <wp:effectExtent l="0" t="0" r="5080" b="5080"/>
+            <wp:wrapNone/>
+            <wp:docPr id="7" name="image4.jpeg"/>
+            <wp:cNvGraphicFramePr>
+              <a:graphicFrameLocks xmlns:a="http://schemas.openxmlformats.org/drawingml/2006/main" noChangeAspect="1"/>
+            </wp:cNvGraphicFramePr>
+            <a:graphic xmlns:a="http://schemas.openxmlformats.org/drawingml/2006/main">
+              <a:graphicData uri="http://schemas.openxmlformats.org/drawingml/2006/picture">
+                <pic:pic xmlns:pic="http://schemas.openxmlformats.org/drawingml/2006/picture">
+                  <pic:nvPicPr>
+                    <pic:cNvPr id="8" name="image4.jpeg"/>
+                    <pic:cNvPicPr/>
+                  </pic:nvPicPr>
+                  <pic:blipFill>
+                    <a:blip r:embed="rId11" cstate="print">
+                      <a:extLst>
+                        <a:ext uri="{28A0092B-C50C-407E-A947-70E740481C1C}">
+                          <a14:useLocalDpi xmlns:a14="http://schemas.microsoft.com/office/drawing/2010/main" val="0"/>
+                        </a:ext>
+                      </a:extLst>
+                    </a:blip>
+                    <a:stretch>
+                      <a:fillRect/>
+                    </a:stretch>
+                  </pic:blipFill>
                   <pic:spPr>
                     <a:xfrm>
                       <a:off x="0" y="0"/>
-                      <a:ext cx="1297460" cy="700521"/>
+                      <a:ext cx="1614170" cy="871518"/>
                     </a:xfrm>
                     <a:prstGeom prst="rect">
                       <a:avLst/>
@@ -2311,6 +1669,7 @@
       </w:r>
     </w:p>
     <w:p/>
+    <w:p/>
     <w:p>
       <w:pPr>
         <w:tabs>
@@ -2318,16 +1677,9 @@
         </w:tabs>
       </w:pPr>
     </w:p>
-    <w:p>
-      <w:pPr>
-        <w:tabs>
-          <w:tab w:val="left" w:pos="4680"/>
-        </w:tabs>
-      </w:pPr>
-    </w:p>
     <w:sectPr>
-      <w:headerReference w:type="default" r:id="rId10"/>
-      <w:footerReference w:type="default" r:id="rId11"/>
+      <w:headerReference w:type="default" r:id="rId12"/>
+      <w:footerReference w:type="default" r:id="rId13"/>
       <w:pgSz w:w="11906" w:h="16838"/>
       <w:pgMar w:top="2127" w:right="707" w:bottom="0" w:left="851" w:header="709" w:footer="284" w:gutter="0"/>
       <w:cols w:space="708"/>
@@ -2361,27 +1713,20 @@
   <w:p>
     <w:pPr>
       <w:pStyle w:val="Piedepgina"/>
-      <w:rPr>
-        <w:noProof/>
-      </w:rPr>
-    </w:pPr>
-  </w:p>
-  <w:p>
-    <w:pPr>
-      <w:pStyle w:val="Piedepgina"/>
+      <w:jc w:val="right"/>
     </w:pPr>
     <w:r>
       <w:rPr>
         <w:noProof/>
       </w:rPr>
       <w:drawing>
-        <wp:anchor distT="0" distB="0" distL="114300" distR="114300" simplePos="0" relativeHeight="251659264" behindDoc="0" locked="0" layoutInCell="1" allowOverlap="1" wp14:anchorId="44CB4BEC" wp14:editId="49DEF775">
+        <wp:anchor distT="0" distB="0" distL="114300" distR="114300" simplePos="0" relativeHeight="251660288" behindDoc="0" locked="0" layoutInCell="1" allowOverlap="1" wp14:anchorId="0502D2AE" wp14:editId="0950695B">
           <wp:simplePos x="0" y="0"/>
           <wp:positionH relativeFrom="column">
-            <wp:posOffset>-16510</wp:posOffset>
+            <wp:posOffset>-133350</wp:posOffset>
           </wp:positionH>
           <wp:positionV relativeFrom="paragraph">
-            <wp:posOffset>-67945</wp:posOffset>
+            <wp:posOffset>-101600</wp:posOffset>
           </wp:positionV>
           <wp:extent cx="6570980" cy="314325"/>
           <wp:effectExtent l="0" t="0" r="1270" b="9525"/>
@@ -2434,6 +1779,40 @@
         </wp:anchor>
       </w:drawing>
     </w:r>
+    <w:sdt>
+      <w:sdtPr>
+        <w:id w:val="-2131390075"/>
+        <w:docPartObj>
+          <w:docPartGallery w:val="Page Numbers (Bottom of Page)"/>
+          <w:docPartUnique/>
+        </w:docPartObj>
+      </w:sdtPr>
+      <w:sdtContent>
+        <w:r>
+          <w:fldChar w:fldCharType="begin"/>
+        </w:r>
+        <w:r>
+          <w:instrText>PAGE   \* MERGEFORMAT</w:instrText>
+        </w:r>
+        <w:r>
+          <w:fldChar w:fldCharType="separate"/>
+        </w:r>
+        <w:r>
+          <w:rPr>
+            <w:lang w:val="es-ES"/>
+          </w:rPr>
+          <w:t>2</w:t>
+        </w:r>
+        <w:r>
+          <w:fldChar w:fldCharType="end"/>
+        </w:r>
+      </w:sdtContent>
+    </w:sdt>
+  </w:p>
+  <w:p>
+    <w:pPr>
+      <w:pStyle w:val="Piedepgina"/>
+    </w:pPr>
   </w:p>
 </w:ftr>
 </file>
@@ -4454,7 +3833,6 @@
   <w:style w:type="character" w:default="1" w:styleId="Fuentedeprrafopredeter">
     <w:name w:val="Default Paragraph Font"/>
     <w:uiPriority w:val="1"/>
-    <w:semiHidden/>
     <w:unhideWhenUsed/>
   </w:style>
   <w:style w:type="table" w:default="1" w:styleId="Tablanormal">
@@ -4600,34 +3978,6 @@
       <w:rFonts w:ascii="Courier New" w:eastAsia="Times New Roman" w:hAnsi="Courier New" w:cs="Times New Roman"/>
       <w:sz w:val="24"/>
       <w:szCs w:val="24"/>
-      <w:lang w:val="es-ES_tradnl" w:eastAsia="es-ES"/>
-    </w:rPr>
-  </w:style>
-  <w:style w:type="paragraph" w:styleId="HTMLconformatoprevio">
-    <w:name w:val="HTML Preformatted"/>
-    <w:basedOn w:val="Normal"/>
-    <w:link w:val="HTMLconformatoprevioCar"/>
-    <w:uiPriority w:val="99"/>
-    <w:semiHidden/>
-    <w:unhideWhenUsed/>
-    <w:rsid w:val="00916F2D"/>
-    <w:rPr>
-      <w:rFonts w:ascii="Consolas" w:hAnsi="Consolas"/>
-      <w:sz w:val="20"/>
-      <w:szCs w:val="20"/>
-    </w:rPr>
-  </w:style>
-  <w:style w:type="character" w:customStyle="1" w:styleId="HTMLconformatoprevioCar">
-    <w:name w:val="HTML con formato previo Car"/>
-    <w:basedOn w:val="Fuentedeprrafopredeter"/>
-    <w:link w:val="HTMLconformatoprevio"/>
-    <w:uiPriority w:val="99"/>
-    <w:semiHidden/>
-    <w:rsid w:val="00916F2D"/>
-    <w:rPr>
-      <w:rFonts w:ascii="Consolas" w:eastAsia="Times New Roman" w:hAnsi="Consolas" w:cs="Times New Roman"/>
-      <w:sz w:val="20"/>
-      <w:szCs w:val="20"/>
       <w:lang w:val="es-ES_tradnl" w:eastAsia="es-ES"/>
     </w:rPr>
   </w:style>

--- a/plantilla.docx
+++ b/plantilla.docx
@@ -248,77 +248,7 @@
           <w:sz w:val="28"/>
           <w:szCs w:val="28"/>
         </w:rPr>
-        <w:t>J</w:t>
-      </w:r>
-      <w:r>
-        <w:rPr>
-          <w:rFonts w:ascii="Arial" w:hAnsi="Arial" w:cs="Arial"/>
-          <w:b/>
-          <w:i/>
-          <w:sz w:val="28"/>
-          <w:szCs w:val="28"/>
-        </w:rPr>
-        <w:t>Q2</w:t>
-      </w:r>
-      <w:r>
-        <w:rPr>
-          <w:rFonts w:ascii="Arial" w:hAnsi="Arial" w:cs="Arial"/>
-          <w:b/>
-          <w:i/>
-          <w:sz w:val="28"/>
-          <w:szCs w:val="28"/>
-        </w:rPr>
-        <w:t>5</w:t>
-      </w:r>
-      <w:r>
-        <w:rPr>
-          <w:rFonts w:ascii="Arial" w:hAnsi="Arial" w:cs="Arial"/>
-          <w:b/>
-          <w:i/>
-          <w:sz w:val="28"/>
-          <w:szCs w:val="28"/>
-        </w:rPr>
-        <w:t xml:space="preserve"> </w:t>
-      </w:r>
-      <w:r>
-        <w:rPr>
-          <w:rFonts w:ascii="Arial" w:hAnsi="Arial" w:cs="Arial"/>
-          <w:b/>
-          <w:i/>
-          <w:sz w:val="28"/>
-          <w:szCs w:val="28"/>
-        </w:rPr>
-        <w:t>-</w:t>
-      </w:r>
-      <w:r>
-        <w:rPr>
-          <w:rFonts w:ascii="Arial" w:hAnsi="Arial" w:cs="Arial"/>
-          <w:b/>
-          <w:i/>
-          <w:sz w:val="28"/>
-          <w:szCs w:val="28"/>
-        </w:rPr>
-        <w:t xml:space="preserve"> </w:t>
-      </w:r>
-      <w:r>
-        <w:rPr>
-          <w:rFonts w:ascii="Arial" w:hAnsi="Arial" w:cs="Arial"/>
-          <w:b/>
-          <w:i/>
-          <w:sz w:val="28"/>
-          <w:szCs w:val="28"/>
-        </w:rPr>
-        <w:t>50</w:t>
-      </w:r>
-      <w:r>
-        <w:rPr>
-          <w:rFonts w:ascii="Arial" w:hAnsi="Arial" w:cs="Arial"/>
-          <w:b/>
-          <w:i/>
-          <w:sz w:val="28"/>
-          <w:szCs w:val="28"/>
-        </w:rPr>
-        <w:t>3</w:t>
+        <w:t>{patientId}</w:t>
       </w:r>
     </w:p>
     <w:p>
@@ -408,6 +338,14 @@
         </w:rPr>
         <w:t xml:space="preserve"> </w:t>
       </w:r>
+      <w:r>
+        <w:rPr>
+          <w:rFonts w:ascii="Arial" w:hAnsi="Arial" w:cs="Arial"/>
+          <w:b/>
+          <w:i/>
+        </w:rPr>
+        <w:t>{ind}</w:t>
+      </w:r>
     </w:p>
     <w:p>
       <w:pPr>
@@ -443,6 +381,17 @@
           <w:i/>
         </w:rPr>
         <w:t>:</w:t>
+      </w:r>
+      <w:r>
+        <w:t xml:space="preserve"> </w:t>
+      </w:r>
+      <w:r>
+        <w:rPr>
+          <w:rFonts w:ascii="Arial" w:hAnsi="Arial" w:cs="Arial"/>
+          <w:b/>
+          <w:i/>
+        </w:rPr>
+        <w:t>{muestra}</w:t>
       </w:r>
     </w:p>
     <w:p>

--- a/plantilla.docx
+++ b/plantilla.docx
@@ -205,33 +205,23 @@
         <w:t xml:space="preserve"> </w:t>
       </w:r>
       <w:r>
-        <w:rPr>
-          <w:rFonts w:ascii="Arial" w:hAnsi="Arial" w:cs="Arial"/>
-          <w:b/>
-          <w:i/>
-        </w:rPr>
-        <w:t>{patientName}</w:t>
-      </w:r>
-      <w:r>
-        <w:rPr>
-          <w:rFonts w:ascii="Arial" w:hAnsi="Arial" w:cs="Arial"/>
-          <w:i/>
-        </w:rPr>
-        <w:tab/>
-      </w:r>
-      <w:r>
-        <w:rPr>
-          <w:rFonts w:ascii="Arial" w:hAnsi="Arial" w:cs="Arial"/>
-          <w:i/>
-        </w:rPr>
-        <w:tab/>
-      </w:r>
-      <w:r>
-        <w:rPr>
-          <w:rFonts w:ascii="Arial" w:hAnsi="Arial" w:cs="Arial"/>
-          <w:i/>
-        </w:rPr>
-        <w:tab/>
+        <w:t>{</w:t>
+      </w:r>
+      <w:proofErr w:type="spellStart"/>
+      <w:r>
+        <w:t>patientFirstName</w:t>
+      </w:r>
+      <w:proofErr w:type="spellEnd"/>
+      <w:r>
+        <w:t>}{</w:t>
+      </w:r>
+      <w:proofErr w:type="spellStart"/>
+      <w:r>
+        <w:t>patientLastName</w:t>
+      </w:r>
+      <w:proofErr w:type="spellEnd"/>
+      <w:r>
+        <w:t>}</w:t>
       </w:r>
       <w:r>
         <w:rPr>
@@ -248,7 +238,29 @@
           <w:sz w:val="28"/>
           <w:szCs w:val="28"/>
         </w:rPr>
-        <w:t>{patientId}</w:t>
+        <w:t>{</w:t>
+      </w:r>
+      <w:proofErr w:type="spellStart"/>
+      <w:r>
+        <w:rPr>
+          <w:rFonts w:ascii="Arial" w:hAnsi="Arial" w:cs="Arial"/>
+          <w:b/>
+          <w:i/>
+          <w:sz w:val="28"/>
+          <w:szCs w:val="28"/>
+        </w:rPr>
+        <w:t>patientId</w:t>
+      </w:r>
+      <w:proofErr w:type="spellEnd"/>
+      <w:r>
+        <w:rPr>
+          <w:rFonts w:ascii="Arial" w:hAnsi="Arial" w:cs="Arial"/>
+          <w:b/>
+          <w:i/>
+          <w:sz w:val="28"/>
+          <w:szCs w:val="28"/>
+        </w:rPr>
+        <w:t>}</w:t>
       </w:r>
     </w:p>
     <w:p>
@@ -295,7 +307,25 @@
           <w:b/>
           <w:i/>
         </w:rPr>
-        <w:t>{age}</w:t>
+        <w:t>{</w:t>
+      </w:r>
+      <w:proofErr w:type="spellStart"/>
+      <w:r>
+        <w:rPr>
+          <w:rFonts w:ascii="Arial" w:hAnsi="Arial" w:cs="Arial"/>
+          <w:b/>
+          <w:i/>
+        </w:rPr>
+        <w:t>age</w:t>
+      </w:r>
+      <w:proofErr w:type="spellEnd"/>
+      <w:r>
+        <w:rPr>
+          <w:rFonts w:ascii="Arial" w:hAnsi="Arial" w:cs="Arial"/>
+          <w:b/>
+          <w:i/>
+        </w:rPr>
+        <w:t>}</w:t>
       </w:r>
     </w:p>
     <w:p>
@@ -344,7 +374,25 @@
           <w:b/>
           <w:i/>
         </w:rPr>
-        <w:t>{ind}</w:t>
+        <w:t>{</w:t>
+      </w:r>
+      <w:proofErr w:type="spellStart"/>
+      <w:r>
+        <w:rPr>
+          <w:rFonts w:ascii="Arial" w:hAnsi="Arial" w:cs="Arial"/>
+          <w:b/>
+          <w:i/>
+        </w:rPr>
+        <w:t>ind</w:t>
+      </w:r>
+      <w:proofErr w:type="spellEnd"/>
+      <w:r>
+        <w:rPr>
+          <w:rFonts w:ascii="Arial" w:hAnsi="Arial" w:cs="Arial"/>
+          <w:b/>
+          <w:i/>
+        </w:rPr>
+        <w:t>}</w:t>
       </w:r>
     </w:p>
     <w:p>
@@ -434,7 +482,23 @@
           <w:rFonts w:ascii="Arial" w:hAnsi="Arial" w:cs="Arial"/>
           <w:i/>
         </w:rPr>
-        <w:t>{receptionDate}</w:t>
+        <w:t>{</w:t>
+      </w:r>
+      <w:proofErr w:type="spellStart"/>
+      <w:r>
+        <w:rPr>
+          <w:rFonts w:ascii="Arial" w:hAnsi="Arial" w:cs="Arial"/>
+          <w:i/>
+        </w:rPr>
+        <w:t>receptionDate</w:t>
+      </w:r>
+      <w:proofErr w:type="spellEnd"/>
+      <w:r>
+        <w:rPr>
+          <w:rFonts w:ascii="Arial" w:hAnsi="Arial" w:cs="Arial"/>
+          <w:i/>
+        </w:rPr>
+        <w:t>}</w:t>
       </w:r>
       <w:r>
         <w:rPr>
@@ -489,7 +553,23 @@
           <w:rFonts w:ascii="Arial" w:hAnsi="Arial" w:cs="Arial"/>
           <w:i/>
         </w:rPr>
-        <w:t>{reportDate}</w:t>
+        <w:t>{</w:t>
+      </w:r>
+      <w:proofErr w:type="spellStart"/>
+      <w:r>
+        <w:rPr>
+          <w:rFonts w:ascii="Arial" w:hAnsi="Arial" w:cs="Arial"/>
+          <w:i/>
+        </w:rPr>
+        <w:t>reportDate</w:t>
+      </w:r>
+      <w:proofErr w:type="spellEnd"/>
+      <w:r>
+        <w:rPr>
+          <w:rFonts w:ascii="Arial" w:hAnsi="Arial" w:cs="Arial"/>
+          <w:i/>
+        </w:rPr>
+        <w:t>}</w:t>
       </w:r>
     </w:p>
     <w:p>
@@ -686,7 +766,31 @@
                                   <w:sz w:val="18"/>
                                   <w:szCs w:val="18"/>
                                 </w:rPr>
-                                <w:t>{macroscopy}</w:t>
+                                <w:t>{</w:t>
+                              </w:r>
+                              <w:proofErr w:type="spellStart"/>
+                              <w:r>
+                                <w:rPr>
+                                  <w:rFonts w:ascii="Arial" w:hAnsi="Arial" w:cs="Arial"/>
+                                  <w:i/>
+                                  <w:iCs/>
+                                  <w:color w:val="000000" w:themeColor="text1"/>
+                                  <w:sz w:val="18"/>
+                                  <w:szCs w:val="18"/>
+                                </w:rPr>
+                                <w:t>macroscopy</w:t>
+                              </w:r>
+                              <w:proofErr w:type="spellEnd"/>
+                              <w:r>
+                                <w:rPr>
+                                  <w:rFonts w:ascii="Arial" w:hAnsi="Arial" w:cs="Arial"/>
+                                  <w:i/>
+                                  <w:iCs/>
+                                  <w:color w:val="000000" w:themeColor="text1"/>
+                                  <w:sz w:val="18"/>
+                                  <w:szCs w:val="18"/>
+                                </w:rPr>
+                                <w:t>}</w:t>
                               </w:r>
                             </w:p>
                             <w:p>
@@ -804,7 +908,31 @@
                             <w:sz w:val="18"/>
                             <w:szCs w:val="18"/>
                           </w:rPr>
-                          <w:t>{macroscopy}</w:t>
+                          <w:t>{</w:t>
+                        </w:r>
+                        <w:proofErr w:type="spellStart"/>
+                        <w:r>
+                          <w:rPr>
+                            <w:rFonts w:ascii="Arial" w:hAnsi="Arial" w:cs="Arial"/>
+                            <w:i/>
+                            <w:iCs/>
+                            <w:color w:val="000000" w:themeColor="text1"/>
+                            <w:sz w:val="18"/>
+                            <w:szCs w:val="18"/>
+                          </w:rPr>
+                          <w:t>macroscopy</w:t>
+                        </w:r>
+                        <w:proofErr w:type="spellEnd"/>
+                        <w:r>
+                          <w:rPr>
+                            <w:rFonts w:ascii="Arial" w:hAnsi="Arial" w:cs="Arial"/>
+                            <w:i/>
+                            <w:iCs/>
+                            <w:color w:val="000000" w:themeColor="text1"/>
+                            <w:sz w:val="18"/>
+                            <w:szCs w:val="18"/>
+                          </w:rPr>
+                          <w:t>}</w:t>
                         </w:r>
                       </w:p>
                       <w:p>
@@ -1007,7 +1135,27 @@
                                   <w:sz w:val="20"/>
                                   <w:szCs w:val="20"/>
                                 </w:rPr>
-                                <w:t>{microscopy}</w:t>
+                                <w:t>{</w:t>
+                              </w:r>
+                              <w:proofErr w:type="spellStart"/>
+                              <w:r>
+                                <w:rPr>
+                                  <w:rFonts w:ascii="Arial" w:hAnsi="Arial" w:cs="Arial"/>
+                                  <w:color w:val="000000" w:themeColor="text1"/>
+                                  <w:sz w:val="20"/>
+                                  <w:szCs w:val="20"/>
+                                </w:rPr>
+                                <w:t>microscopy</w:t>
+                              </w:r>
+                              <w:proofErr w:type="spellEnd"/>
+                              <w:r>
+                                <w:rPr>
+                                  <w:rFonts w:ascii="Arial" w:hAnsi="Arial" w:cs="Arial"/>
+                                  <w:color w:val="000000" w:themeColor="text1"/>
+                                  <w:sz w:val="20"/>
+                                  <w:szCs w:val="20"/>
+                                </w:rPr>
+                                <w:t>}</w:t>
                               </w:r>
                             </w:p>
                           </w:txbxContent>
@@ -1109,7 +1257,27 @@
                             <w:sz w:val="20"/>
                             <w:szCs w:val="20"/>
                           </w:rPr>
-                          <w:t>{microscopy}</w:t>
+                          <w:t>{</w:t>
+                        </w:r>
+                        <w:proofErr w:type="spellStart"/>
+                        <w:r>
+                          <w:rPr>
+                            <w:rFonts w:ascii="Arial" w:hAnsi="Arial" w:cs="Arial"/>
+                            <w:color w:val="000000" w:themeColor="text1"/>
+                            <w:sz w:val="20"/>
+                            <w:szCs w:val="20"/>
+                          </w:rPr>
+                          <w:t>microscopy</w:t>
+                        </w:r>
+                        <w:proofErr w:type="spellEnd"/>
+                        <w:r>
+                          <w:rPr>
+                            <w:rFonts w:ascii="Arial" w:hAnsi="Arial" w:cs="Arial"/>
+                            <w:color w:val="000000" w:themeColor="text1"/>
+                            <w:sz w:val="20"/>
+                            <w:szCs w:val="20"/>
+                          </w:rPr>
+                          <w:t>}</w:t>
                         </w:r>
                       </w:p>
                     </w:txbxContent>
@@ -1554,6 +1722,11 @@
     <w:p/>
     <w:p/>
     <w:p>
+      <w:pPr>
+        <w:tabs>
+          <w:tab w:val="left" w:pos="5805"/>
+        </w:tabs>
+      </w:pPr>
       <w:r>
         <w:rPr>
           <w:noProof/>
@@ -1616,8 +1789,46 @@
           </wp:anchor>
         </w:drawing>
       </w:r>
+      <w:r>
+        <w:tab/>
+      </w:r>
     </w:p>
-    <w:p/>
+    <w:p>
+      <w:pPr>
+        <w:tabs>
+          <w:tab w:val="center" w:pos="5528"/>
+        </w:tabs>
+        <w:ind w:firstLine="708"/>
+      </w:pPr>
+      <w:r>
+        <w:t>{%</w:t>
+      </w:r>
+      <w:proofErr w:type="spellStart"/>
+      <w:r>
+        <w:t>fotoMacro</w:t>
+      </w:r>
+      <w:proofErr w:type="spellEnd"/>
+      <w:r>
+        <w:t>}</w:t>
+      </w:r>
+      <w:r>
+        <w:t xml:space="preserve"> </w:t>
+      </w:r>
+      <w:r>
+        <w:t>{%</w:t>
+      </w:r>
+      <w:proofErr w:type="spellStart"/>
+      <w:r>
+        <w:t>fotoMicro</w:t>
+      </w:r>
+      <w:proofErr w:type="spellEnd"/>
+      <w:r>
+        <w:t>}</w:t>
+      </w:r>
+      <w:r>
+        <w:tab/>
+      </w:r>
+    </w:p>
     <w:p/>
     <w:p>
       <w:pPr>
